--- a/docs/13-final-report/Пояснительная записка.docx
+++ b/docs/13-final-report/Пояснительная записка.docx
@@ -827,15 +827,7 @@
           <w:lang w:eastAsia="en-US"/>
           <w14:ligatures w14:val="standardContextual"/>
         </w:rPr>
-        <w:t>Ф.В.</w:t>
-      </w:r>
-      <w:r>
-        <w:rPr>
-          <w:kern w:val="2"/>
-          <w:lang w:eastAsia="en-US"/>
-          <w14:ligatures w14:val="standardContextual"/>
-        </w:rPr>
-        <w:t>Самойлов</w:t>
+        <w:t>Ф.В.Самойлов</w:t>
       </w:r>
       <w:proofErr w:type="spellEnd"/>
       <w:r>
@@ -1746,14 +1738,7 @@
           <w:color w:val="000009"/>
           <w:sz w:val="26"/>
         </w:rPr>
-        <w:t>курсов</w:t>
-      </w:r>
-      <w:r>
-        <w:rPr>
-          <w:color w:val="000009"/>
-          <w:sz w:val="26"/>
-        </w:rPr>
-        <w:t>ой</w:t>
+        <w:t>курсовой</w:t>
       </w:r>
       <w:r>
         <w:rPr>
@@ -1768,14 +1753,7 @@
           <w:color w:val="000009"/>
           <w:sz w:val="26"/>
         </w:rPr>
-        <w:t>проект</w:t>
-      </w:r>
-      <w:r>
-        <w:rPr>
-          <w:color w:val="000009"/>
-          <w:sz w:val="26"/>
-        </w:rPr>
-        <w:t xml:space="preserve"> студента </w:t>
+        <w:t xml:space="preserve">проект студента </w:t>
       </w:r>
       <w:r>
         <w:rPr>
@@ -5120,7 +5098,6 @@
     <w:p>
       <w:pPr>
         <w:pStyle w:val="11"/>
-        <w:jc w:val="left"/>
         <w:rPr>
           <w:rFonts w:asciiTheme="minorHAnsi" w:eastAsiaTheme="minorEastAsia" w:hAnsiTheme="minorHAnsi" w:cstheme="minorBidi"/>
           <w:noProof/>
@@ -5137,7 +5114,7 @@
       <w:r>
         <w:fldChar w:fldCharType="separate"/>
       </w:r>
-      <w:hyperlink w:anchor="_Toc232982190" w:history="1">
+      <w:hyperlink w:anchor="_Toc233021855" w:history="1">
         <w:r>
           <w:rPr>
             <w:rStyle w:val="a5"/>
@@ -5161,7 +5138,7 @@
           <w:rPr>
             <w:noProof/>
           </w:rPr>
-          <w:instrText xml:space="preserve"> PAGEREF _Toc232982190 \h </w:instrText>
+          <w:instrText xml:space="preserve"> PAGEREF _Toc233021855 \h </w:instrText>
         </w:r>
         <w:r>
           <w:rPr>
@@ -5178,7 +5155,7 @@
           <w:rPr>
             <w:noProof/>
           </w:rPr>
-          <w:t>4</w:t>
+          <w:t>6</w:t>
         </w:r>
         <w:r>
           <w:rPr>
@@ -5201,7 +5178,7 @@
           <w:szCs w:val="22"/>
         </w:rPr>
       </w:pPr>
-      <w:hyperlink w:anchor="_Toc232982191" w:history="1">
+      <w:hyperlink w:anchor="_Toc233021856" w:history="1">
         <w:r>
           <w:rPr>
             <w:rStyle w:val="a5"/>
@@ -5225,7 +5202,7 @@
           <w:rPr>
             <w:noProof/>
           </w:rPr>
-          <w:instrText xml:space="preserve"> PAGEREF _Toc232982191 \h </w:instrText>
+          <w:instrText xml:space="preserve"> PAGEREF _Toc233021856 \h </w:instrText>
         </w:r>
         <w:r>
           <w:rPr>
@@ -5242,7 +5219,7 @@
           <w:rPr>
             <w:noProof/>
           </w:rPr>
-          <w:t>4</w:t>
+          <w:t>6</w:t>
         </w:r>
         <w:r>
           <w:rPr>
@@ -5265,7 +5242,7 @@
           <w:szCs w:val="22"/>
         </w:rPr>
       </w:pPr>
-      <w:hyperlink w:anchor="_Toc232982192" w:history="1">
+      <w:hyperlink w:anchor="_Toc233021857" w:history="1">
         <w:r>
           <w:rPr>
             <w:rStyle w:val="a5"/>
@@ -5289,7 +5266,7 @@
           <w:rPr>
             <w:noProof/>
           </w:rPr>
-          <w:instrText xml:space="preserve"> PAGEREF _Toc232982192 \h </w:instrText>
+          <w:instrText xml:space="preserve"> PAGEREF _Toc233021857 \h </w:instrText>
         </w:r>
         <w:r>
           <w:rPr>
@@ -5306,7 +5283,7 @@
           <w:rPr>
             <w:noProof/>
           </w:rPr>
-          <w:t>4</w:t>
+          <w:t>6</w:t>
         </w:r>
         <w:r>
           <w:rPr>
@@ -5329,7 +5306,7 @@
           <w:szCs w:val="22"/>
         </w:rPr>
       </w:pPr>
-      <w:hyperlink w:anchor="_Toc232982193" w:history="1">
+      <w:hyperlink w:anchor="_Toc233021858" w:history="1">
         <w:r>
           <w:rPr>
             <w:rStyle w:val="a5"/>
@@ -5353,7 +5330,7 @@
           <w:rPr>
             <w:noProof/>
           </w:rPr>
-          <w:instrText xml:space="preserve"> PAGEREF _Toc232982193 \h </w:instrText>
+          <w:instrText xml:space="preserve"> PAGEREF _Toc233021858 \h </w:instrText>
         </w:r>
         <w:r>
           <w:rPr>
@@ -5370,7 +5347,7 @@
           <w:rPr>
             <w:noProof/>
           </w:rPr>
-          <w:t>5</w:t>
+          <w:t>7</w:t>
         </w:r>
         <w:r>
           <w:rPr>
@@ -5390,7 +5367,7 @@
           <w:szCs w:val="22"/>
         </w:rPr>
       </w:pPr>
-      <w:hyperlink w:anchor="_Toc232982194" w:history="1">
+      <w:hyperlink w:anchor="_Toc233021859" w:history="1">
         <w:r>
           <w:rPr>
             <w:rStyle w:val="a5"/>
@@ -5414,7 +5391,7 @@
           <w:rPr>
             <w:noProof/>
           </w:rPr>
-          <w:instrText xml:space="preserve"> PAGEREF _Toc232982194 \h </w:instrText>
+          <w:instrText xml:space="preserve"> PAGEREF _Toc233021859 \h </w:instrText>
         </w:r>
         <w:r>
           <w:rPr>
@@ -5431,7 +5408,7 @@
           <w:rPr>
             <w:noProof/>
           </w:rPr>
-          <w:t>7</w:t>
+          <w:t>9</w:t>
         </w:r>
         <w:r>
           <w:rPr>
@@ -5454,7 +5431,7 @@
           <w:szCs w:val="22"/>
         </w:rPr>
       </w:pPr>
-      <w:hyperlink w:anchor="_Toc232982195" w:history="1">
+      <w:hyperlink w:anchor="_Toc233021860" w:history="1">
         <w:r>
           <w:rPr>
             <w:rStyle w:val="a5"/>
@@ -5478,7 +5455,7 @@
           <w:rPr>
             <w:noProof/>
           </w:rPr>
-          <w:instrText xml:space="preserve"> PAGEREF _Toc232982195 \h </w:instrText>
+          <w:instrText xml:space="preserve"> PAGEREF _Toc233021860 \h </w:instrText>
         </w:r>
         <w:r>
           <w:rPr>
@@ -5495,7 +5472,7 @@
           <w:rPr>
             <w:noProof/>
           </w:rPr>
-          <w:t>7</w:t>
+          <w:t>9</w:t>
         </w:r>
         <w:r>
           <w:rPr>
@@ -5518,7 +5495,7 @@
           <w:szCs w:val="22"/>
         </w:rPr>
       </w:pPr>
-      <w:hyperlink w:anchor="_Toc232982196" w:history="1">
+      <w:hyperlink w:anchor="_Toc233021861" w:history="1">
         <w:r>
           <w:rPr>
             <w:rStyle w:val="a5"/>
@@ -5542,7 +5519,7 @@
           <w:rPr>
             <w:noProof/>
           </w:rPr>
-          <w:instrText xml:space="preserve"> PAGEREF _Toc232982196 \h </w:instrText>
+          <w:instrText xml:space="preserve"> PAGEREF _Toc233021861 \h </w:instrText>
         </w:r>
         <w:r>
           <w:rPr>
@@ -5559,7 +5536,7 @@
           <w:rPr>
             <w:noProof/>
           </w:rPr>
-          <w:t>7</w:t>
+          <w:t>9</w:t>
         </w:r>
         <w:r>
           <w:rPr>
@@ -5582,7 +5559,7 @@
           <w:szCs w:val="22"/>
         </w:rPr>
       </w:pPr>
-      <w:hyperlink w:anchor="_Toc232982197" w:history="1">
+      <w:hyperlink w:anchor="_Toc233021862" w:history="1">
         <w:r>
           <w:rPr>
             <w:rStyle w:val="a5"/>
@@ -5606,7 +5583,7 @@
           <w:rPr>
             <w:noProof/>
           </w:rPr>
-          <w:instrText xml:space="preserve"> PAGEREF _Toc232982197 \h </w:instrText>
+          <w:instrText xml:space="preserve"> PAGEREF _Toc233021862 \h </w:instrText>
         </w:r>
         <w:r>
           <w:rPr>
@@ -5623,7 +5600,7 @@
           <w:rPr>
             <w:noProof/>
           </w:rPr>
-          <w:t>8</w:t>
+          <w:t>10</w:t>
         </w:r>
         <w:r>
           <w:rPr>
@@ -5646,7 +5623,7 @@
           <w:szCs w:val="22"/>
         </w:rPr>
       </w:pPr>
-      <w:hyperlink w:anchor="_Toc232982198" w:history="1">
+      <w:hyperlink w:anchor="_Toc233021863" w:history="1">
         <w:r>
           <w:rPr>
             <w:rStyle w:val="a5"/>
@@ -5670,7 +5647,7 @@
           <w:rPr>
             <w:noProof/>
           </w:rPr>
-          <w:instrText xml:space="preserve"> PAGEREF _Toc232982198 \h </w:instrText>
+          <w:instrText xml:space="preserve"> PAGEREF _Toc233021863 \h </w:instrText>
         </w:r>
         <w:r>
           <w:rPr>
@@ -5687,7 +5664,7 @@
           <w:rPr>
             <w:noProof/>
           </w:rPr>
-          <w:t>10</w:t>
+          <w:t>12</w:t>
         </w:r>
         <w:r>
           <w:rPr>
@@ -5710,7 +5687,7 @@
           <w:szCs w:val="22"/>
         </w:rPr>
       </w:pPr>
-      <w:hyperlink w:anchor="_Toc232982199" w:history="1">
+      <w:hyperlink w:anchor="_Toc233021864" w:history="1">
         <w:r>
           <w:rPr>
             <w:rStyle w:val="a5"/>
@@ -5734,7 +5711,7 @@
           <w:rPr>
             <w:noProof/>
           </w:rPr>
-          <w:instrText xml:space="preserve"> PAGEREF _Toc232982199 \h </w:instrText>
+          <w:instrText xml:space="preserve"> PAGEREF _Toc233021864 \h </w:instrText>
         </w:r>
         <w:r>
           <w:rPr>
@@ -5751,7 +5728,7 @@
           <w:rPr>
             <w:noProof/>
           </w:rPr>
-          <w:t>11</w:t>
+          <w:t>13</w:t>
         </w:r>
         <w:r>
           <w:rPr>
@@ -5774,7 +5751,7 @@
           <w:szCs w:val="22"/>
         </w:rPr>
       </w:pPr>
-      <w:hyperlink w:anchor="_Toc232982200" w:history="1">
+      <w:hyperlink w:anchor="_Toc233021865" w:history="1">
         <w:r>
           <w:rPr>
             <w:rStyle w:val="a5"/>
@@ -5798,7 +5775,7 @@
           <w:rPr>
             <w:noProof/>
           </w:rPr>
-          <w:instrText xml:space="preserve"> PAGEREF _Toc232982200 \h </w:instrText>
+          <w:instrText xml:space="preserve"> PAGEREF _Toc233021865 \h </w:instrText>
         </w:r>
         <w:r>
           <w:rPr>
@@ -5815,7 +5792,7 @@
           <w:rPr>
             <w:noProof/>
           </w:rPr>
-          <w:t>12</w:t>
+          <w:t>14</w:t>
         </w:r>
         <w:r>
           <w:rPr>
@@ -5838,7 +5815,7 @@
           <w:szCs w:val="22"/>
         </w:rPr>
       </w:pPr>
-      <w:hyperlink w:anchor="_Toc232982201" w:history="1">
+      <w:hyperlink w:anchor="_Toc233021866" w:history="1">
         <w:r>
           <w:rPr>
             <w:rStyle w:val="a5"/>
@@ -5862,7 +5839,7 @@
           <w:rPr>
             <w:noProof/>
           </w:rPr>
-          <w:instrText xml:space="preserve"> PAGEREF _Toc232982201 \h </w:instrText>
+          <w:instrText xml:space="preserve"> PAGEREF _Toc233021866 \h </w:instrText>
         </w:r>
         <w:r>
           <w:rPr>
@@ -5879,7 +5856,7 @@
           <w:rPr>
             <w:noProof/>
           </w:rPr>
-          <w:t>13</w:t>
+          <w:t>15</w:t>
         </w:r>
         <w:r>
           <w:rPr>
@@ -5902,7 +5879,7 @@
           <w:szCs w:val="22"/>
         </w:rPr>
       </w:pPr>
-      <w:hyperlink w:anchor="_Toc232982202" w:history="1">
+      <w:hyperlink w:anchor="_Toc233021867" w:history="1">
         <w:r>
           <w:rPr>
             <w:rStyle w:val="a5"/>
@@ -5926,7 +5903,7 @@
           <w:rPr>
             <w:noProof/>
           </w:rPr>
-          <w:instrText xml:space="preserve"> PAGEREF _Toc232982202 \h </w:instrText>
+          <w:instrText xml:space="preserve"> PAGEREF _Toc233021867 \h </w:instrText>
         </w:r>
         <w:r>
           <w:rPr>
@@ -5943,7 +5920,7 @@
           <w:rPr>
             <w:noProof/>
           </w:rPr>
-          <w:t>14</w:t>
+          <w:t>16</w:t>
         </w:r>
         <w:r>
           <w:rPr>
@@ -5966,7 +5943,7 @@
           <w:szCs w:val="22"/>
         </w:rPr>
       </w:pPr>
-      <w:hyperlink w:anchor="_Toc232982203" w:history="1">
+      <w:hyperlink w:anchor="_Toc233021868" w:history="1">
         <w:r>
           <w:rPr>
             <w:rStyle w:val="a5"/>
@@ -5990,7 +5967,7 @@
           <w:rPr>
             <w:noProof/>
           </w:rPr>
-          <w:instrText xml:space="preserve"> PAGEREF _Toc232982203 \h </w:instrText>
+          <w:instrText xml:space="preserve"> PAGEREF _Toc233021868 \h </w:instrText>
         </w:r>
         <w:r>
           <w:rPr>
@@ -6007,7 +5984,7 @@
           <w:rPr>
             <w:noProof/>
           </w:rPr>
-          <w:t>15</w:t>
+          <w:t>17</w:t>
         </w:r>
         <w:r>
           <w:rPr>
@@ -6027,7 +6004,7 @@
           <w:szCs w:val="22"/>
         </w:rPr>
       </w:pPr>
-      <w:hyperlink w:anchor="_Toc232982204" w:history="1">
+      <w:hyperlink w:anchor="_Toc233021869" w:history="1">
         <w:r>
           <w:rPr>
             <w:rStyle w:val="a5"/>
@@ -6051,7 +6028,7 @@
           <w:rPr>
             <w:noProof/>
           </w:rPr>
-          <w:instrText xml:space="preserve"> PAGEREF _Toc232982204 \h </w:instrText>
+          <w:instrText xml:space="preserve"> PAGEREF _Toc233021869 \h </w:instrText>
         </w:r>
         <w:r>
           <w:rPr>
@@ -6068,7 +6045,7 @@
           <w:rPr>
             <w:noProof/>
           </w:rPr>
-          <w:t>16</w:t>
+          <w:t>18</w:t>
         </w:r>
         <w:r>
           <w:rPr>
@@ -6091,7 +6068,7 @@
           <w:szCs w:val="22"/>
         </w:rPr>
       </w:pPr>
-      <w:hyperlink w:anchor="_Toc232982205" w:history="1">
+      <w:hyperlink w:anchor="_Toc233021870" w:history="1">
         <w:r>
           <w:rPr>
             <w:rStyle w:val="a5"/>
@@ -6115,7 +6092,7 @@
           <w:rPr>
             <w:noProof/>
           </w:rPr>
-          <w:instrText xml:space="preserve"> PAGEREF _Toc232982205 \h </w:instrText>
+          <w:instrText xml:space="preserve"> PAGEREF _Toc233021870 \h </w:instrText>
         </w:r>
         <w:r>
           <w:rPr>
@@ -6132,7 +6109,7 @@
           <w:rPr>
             <w:noProof/>
           </w:rPr>
-          <w:t>16</w:t>
+          <w:t>18</w:t>
         </w:r>
         <w:r>
           <w:rPr>
@@ -6155,7 +6132,7 @@
           <w:szCs w:val="22"/>
         </w:rPr>
       </w:pPr>
-      <w:hyperlink w:anchor="_Toc232982206" w:history="1">
+      <w:hyperlink w:anchor="_Toc233021871" w:history="1">
         <w:r>
           <w:rPr>
             <w:rStyle w:val="a5"/>
@@ -6179,7 +6156,7 @@
           <w:rPr>
             <w:noProof/>
           </w:rPr>
-          <w:instrText xml:space="preserve"> PAGEREF _Toc232982206 \h </w:instrText>
+          <w:instrText xml:space="preserve"> PAGEREF _Toc233021871 \h </w:instrText>
         </w:r>
         <w:r>
           <w:rPr>
@@ -6196,7 +6173,7 @@
           <w:rPr>
             <w:noProof/>
           </w:rPr>
-          <w:t>16</w:t>
+          <w:t>18</w:t>
         </w:r>
         <w:r>
           <w:rPr>
@@ -6219,7 +6196,7 @@
           <w:szCs w:val="22"/>
         </w:rPr>
       </w:pPr>
-      <w:hyperlink w:anchor="_Toc232982207" w:history="1">
+      <w:hyperlink w:anchor="_Toc233021872" w:history="1">
         <w:r>
           <w:rPr>
             <w:rStyle w:val="a5"/>
@@ -6243,7 +6220,7 @@
           <w:rPr>
             <w:noProof/>
           </w:rPr>
-          <w:instrText xml:space="preserve"> PAGEREF _Toc232982207 \h </w:instrText>
+          <w:instrText xml:space="preserve"> PAGEREF _Toc233021872 \h </w:instrText>
         </w:r>
         <w:r>
           <w:rPr>
@@ -6260,7 +6237,7 @@
           <w:rPr>
             <w:noProof/>
           </w:rPr>
-          <w:t>16</w:t>
+          <w:t>18</w:t>
         </w:r>
         <w:r>
           <w:rPr>
@@ -6283,7 +6260,7 @@
           <w:szCs w:val="22"/>
         </w:rPr>
       </w:pPr>
-      <w:hyperlink w:anchor="_Toc232982208" w:history="1">
+      <w:hyperlink w:anchor="_Toc233021873" w:history="1">
         <w:r>
           <w:rPr>
             <w:rStyle w:val="a5"/>
@@ -6307,7 +6284,7 @@
           <w:rPr>
             <w:noProof/>
           </w:rPr>
-          <w:instrText xml:space="preserve"> PAGEREF _Toc232982208 \h </w:instrText>
+          <w:instrText xml:space="preserve"> PAGEREF _Toc233021873 \h </w:instrText>
         </w:r>
         <w:r>
           <w:rPr>
@@ -6324,7 +6301,7 @@
           <w:rPr>
             <w:noProof/>
           </w:rPr>
-          <w:t>18</w:t>
+          <w:t>20</w:t>
         </w:r>
         <w:r>
           <w:rPr>
@@ -6347,7 +6324,7 @@
           <w:szCs w:val="22"/>
         </w:rPr>
       </w:pPr>
-      <w:hyperlink w:anchor="_Toc232982209" w:history="1">
+      <w:hyperlink w:anchor="_Toc233021874" w:history="1">
         <w:r>
           <w:rPr>
             <w:rStyle w:val="a5"/>
@@ -6371,7 +6348,7 @@
           <w:rPr>
             <w:noProof/>
           </w:rPr>
-          <w:instrText xml:space="preserve"> PAGEREF _Toc232982209 \h </w:instrText>
+          <w:instrText xml:space="preserve"> PAGEREF _Toc233021874 \h </w:instrText>
         </w:r>
         <w:r>
           <w:rPr>
@@ -6388,7 +6365,7 @@
           <w:rPr>
             <w:noProof/>
           </w:rPr>
-          <w:t>21</w:t>
+          <w:t>23</w:t>
         </w:r>
         <w:r>
           <w:rPr>
@@ -6411,7 +6388,7 @@
           <w:szCs w:val="22"/>
         </w:rPr>
       </w:pPr>
-      <w:hyperlink w:anchor="_Toc232982210" w:history="1">
+      <w:hyperlink w:anchor="_Toc233021875" w:history="1">
         <w:r>
           <w:rPr>
             <w:rStyle w:val="a5"/>
@@ -6435,7 +6412,7 @@
           <w:rPr>
             <w:noProof/>
           </w:rPr>
-          <w:instrText xml:space="preserve"> PAGEREF _Toc232982210 \h </w:instrText>
+          <w:instrText xml:space="preserve"> PAGEREF _Toc233021875 \h </w:instrText>
         </w:r>
         <w:r>
           <w:rPr>
@@ -6452,7 +6429,7 @@
           <w:rPr>
             <w:noProof/>
           </w:rPr>
-          <w:t>22</w:t>
+          <w:t>24</w:t>
         </w:r>
         <w:r>
           <w:rPr>
@@ -6475,7 +6452,7 @@
           <w:szCs w:val="22"/>
         </w:rPr>
       </w:pPr>
-      <w:hyperlink w:anchor="_Toc232982211" w:history="1">
+      <w:hyperlink w:anchor="_Toc233021876" w:history="1">
         <w:r>
           <w:rPr>
             <w:rStyle w:val="a5"/>
@@ -6499,7 +6476,7 @@
           <w:rPr>
             <w:noProof/>
           </w:rPr>
-          <w:instrText xml:space="preserve"> PAGEREF _Toc232982211 \h </w:instrText>
+          <w:instrText xml:space="preserve"> PAGEREF _Toc233021876 \h </w:instrText>
         </w:r>
         <w:r>
           <w:rPr>
@@ -6516,7 +6493,7 @@
           <w:rPr>
             <w:noProof/>
           </w:rPr>
-          <w:t>23</w:t>
+          <w:t>25</w:t>
         </w:r>
         <w:r>
           <w:rPr>
@@ -6539,7 +6516,7 @@
           <w:szCs w:val="22"/>
         </w:rPr>
       </w:pPr>
-      <w:hyperlink w:anchor="_Toc232982212" w:history="1">
+      <w:hyperlink w:anchor="_Toc233021877" w:history="1">
         <w:r>
           <w:rPr>
             <w:rStyle w:val="a5"/>
@@ -6563,7 +6540,7 @@
           <w:rPr>
             <w:noProof/>
           </w:rPr>
-          <w:instrText xml:space="preserve"> PAGEREF _Toc232982212 \h </w:instrText>
+          <w:instrText xml:space="preserve"> PAGEREF _Toc233021877 \h </w:instrText>
         </w:r>
         <w:r>
           <w:rPr>
@@ -6580,7 +6557,7 @@
           <w:rPr>
             <w:noProof/>
           </w:rPr>
-          <w:t>23</w:t>
+          <w:t>25</w:t>
         </w:r>
         <w:r>
           <w:rPr>
@@ -6603,7 +6580,7 @@
           <w:szCs w:val="22"/>
         </w:rPr>
       </w:pPr>
-      <w:hyperlink w:anchor="_Toc232982213" w:history="1">
+      <w:hyperlink w:anchor="_Toc233021878" w:history="1">
         <w:r>
           <w:rPr>
             <w:rStyle w:val="a5"/>
@@ -6627,7 +6604,7 @@
           <w:rPr>
             <w:noProof/>
           </w:rPr>
-          <w:instrText xml:space="preserve"> PAGEREF _Toc232982213 \h </w:instrText>
+          <w:instrText xml:space="preserve"> PAGEREF _Toc233021878 \h </w:instrText>
         </w:r>
         <w:r>
           <w:rPr>
@@ -6644,7 +6621,7 @@
           <w:rPr>
             <w:noProof/>
           </w:rPr>
-          <w:t>25</w:t>
+          <w:t>27</w:t>
         </w:r>
         <w:r>
           <w:rPr>
@@ -6667,7 +6644,7 @@
           <w:szCs w:val="22"/>
         </w:rPr>
       </w:pPr>
-      <w:hyperlink w:anchor="_Toc232982214" w:history="1">
+      <w:hyperlink w:anchor="_Toc233021879" w:history="1">
         <w:r>
           <w:rPr>
             <w:rStyle w:val="a5"/>
@@ -6691,7 +6668,7 @@
           <w:rPr>
             <w:noProof/>
           </w:rPr>
-          <w:instrText xml:space="preserve"> PAGEREF _Toc232982214 \h </w:instrText>
+          <w:instrText xml:space="preserve"> PAGEREF _Toc233021879 \h </w:instrText>
         </w:r>
         <w:r>
           <w:rPr>
@@ -6708,7 +6685,7 @@
           <w:rPr>
             <w:noProof/>
           </w:rPr>
-          <w:t>26</w:t>
+          <w:t>28</w:t>
         </w:r>
         <w:r>
           <w:rPr>
@@ -6731,7 +6708,7 @@
           <w:szCs w:val="22"/>
         </w:rPr>
       </w:pPr>
-      <w:hyperlink w:anchor="_Toc232982215" w:history="1">
+      <w:hyperlink w:anchor="_Toc233021880" w:history="1">
         <w:r>
           <w:rPr>
             <w:rStyle w:val="a5"/>
@@ -6755,7 +6732,7 @@
           <w:rPr>
             <w:noProof/>
           </w:rPr>
-          <w:instrText xml:space="preserve"> PAGEREF _Toc232982215 \h </w:instrText>
+          <w:instrText xml:space="preserve"> PAGEREF _Toc233021880 \h </w:instrText>
         </w:r>
         <w:r>
           <w:rPr>
@@ -6772,7 +6749,7 @@
           <w:rPr>
             <w:noProof/>
           </w:rPr>
-          <w:t>26</w:t>
+          <w:t>28</w:t>
         </w:r>
         <w:r>
           <w:rPr>
@@ -6795,7 +6772,7 @@
           <w:szCs w:val="22"/>
         </w:rPr>
       </w:pPr>
-      <w:hyperlink w:anchor="_Toc232982216" w:history="1">
+      <w:hyperlink w:anchor="_Toc233021881" w:history="1">
         <w:r>
           <w:rPr>
             <w:rStyle w:val="a5"/>
@@ -6819,7 +6796,7 @@
           <w:rPr>
             <w:noProof/>
           </w:rPr>
-          <w:instrText xml:space="preserve"> PAGEREF _Toc232982216 \h </w:instrText>
+          <w:instrText xml:space="preserve"> PAGEREF _Toc233021881 \h </w:instrText>
         </w:r>
         <w:r>
           <w:rPr>
@@ -6836,7 +6813,7 @@
           <w:rPr>
             <w:noProof/>
           </w:rPr>
-          <w:t>26</w:t>
+          <w:t>28</w:t>
         </w:r>
         <w:r>
           <w:rPr>
@@ -6859,7 +6836,7 @@
           <w:szCs w:val="22"/>
         </w:rPr>
       </w:pPr>
-      <w:hyperlink w:anchor="_Toc232982217" w:history="1">
+      <w:hyperlink w:anchor="_Toc233021882" w:history="1">
         <w:r>
           <w:rPr>
             <w:rStyle w:val="a5"/>
@@ -6883,7 +6860,7 @@
           <w:rPr>
             <w:noProof/>
           </w:rPr>
-          <w:instrText xml:space="preserve"> PAGEREF _Toc232982217 \h </w:instrText>
+          <w:instrText xml:space="preserve"> PAGEREF _Toc233021882 \h </w:instrText>
         </w:r>
         <w:r>
           <w:rPr>
@@ -6900,7 +6877,7 @@
           <w:rPr>
             <w:noProof/>
           </w:rPr>
-          <w:t>26</w:t>
+          <w:t>28</w:t>
         </w:r>
         <w:r>
           <w:rPr>
@@ -6923,7 +6900,7 @@
           <w:szCs w:val="22"/>
         </w:rPr>
       </w:pPr>
-      <w:hyperlink w:anchor="_Toc232982218" w:history="1">
+      <w:hyperlink w:anchor="_Toc233021883" w:history="1">
         <w:r>
           <w:rPr>
             <w:rStyle w:val="a5"/>
@@ -6947,7 +6924,7 @@
           <w:rPr>
             <w:noProof/>
           </w:rPr>
-          <w:instrText xml:space="preserve"> PAGEREF _Toc232982218 \h </w:instrText>
+          <w:instrText xml:space="preserve"> PAGEREF _Toc233021883 \h </w:instrText>
         </w:r>
         <w:r>
           <w:rPr>
@@ -6964,7 +6941,7 @@
           <w:rPr>
             <w:noProof/>
           </w:rPr>
-          <w:t>27</w:t>
+          <w:t>29</w:t>
         </w:r>
         <w:r>
           <w:rPr>
@@ -6987,7 +6964,7 @@
           <w:szCs w:val="22"/>
         </w:rPr>
       </w:pPr>
-      <w:hyperlink w:anchor="_Toc232982219" w:history="1">
+      <w:hyperlink w:anchor="_Toc233021884" w:history="1">
         <w:r>
           <w:rPr>
             <w:rStyle w:val="a5"/>
@@ -7011,7 +6988,7 @@
           <w:rPr>
             <w:noProof/>
           </w:rPr>
-          <w:instrText xml:space="preserve"> PAGEREF _Toc232982219 \h </w:instrText>
+          <w:instrText xml:space="preserve"> PAGEREF _Toc233021884 \h </w:instrText>
         </w:r>
         <w:r>
           <w:rPr>
@@ -7028,7 +7005,7 @@
           <w:rPr>
             <w:noProof/>
           </w:rPr>
-          <w:t>29</w:t>
+          <w:t>31</w:t>
         </w:r>
         <w:r>
           <w:rPr>
@@ -7051,7 +7028,7 @@
           <w:szCs w:val="22"/>
         </w:rPr>
       </w:pPr>
-      <w:hyperlink w:anchor="_Toc232982220" w:history="1">
+      <w:hyperlink w:anchor="_Toc233021885" w:history="1">
         <w:r>
           <w:rPr>
             <w:rStyle w:val="a5"/>
@@ -7075,7 +7052,7 @@
           <w:rPr>
             <w:noProof/>
           </w:rPr>
-          <w:instrText xml:space="preserve"> PAGEREF _Toc232982220 \h </w:instrText>
+          <w:instrText xml:space="preserve"> PAGEREF _Toc233021885 \h </w:instrText>
         </w:r>
         <w:r>
           <w:rPr>
@@ -7092,7 +7069,7 @@
           <w:rPr>
             <w:noProof/>
           </w:rPr>
-          <w:t>30</w:t>
+          <w:t>32</w:t>
         </w:r>
         <w:r>
           <w:rPr>
@@ -7115,7 +7092,7 @@
           <w:szCs w:val="22"/>
         </w:rPr>
       </w:pPr>
-      <w:hyperlink w:anchor="_Toc232982221" w:history="1">
+      <w:hyperlink w:anchor="_Toc233021886" w:history="1">
         <w:r>
           <w:rPr>
             <w:rStyle w:val="a5"/>
@@ -7139,7 +7116,7 @@
           <w:rPr>
             <w:noProof/>
           </w:rPr>
-          <w:instrText xml:space="preserve"> PAGEREF _Toc232982221 \h </w:instrText>
+          <w:instrText xml:space="preserve"> PAGEREF _Toc233021886 \h </w:instrText>
         </w:r>
         <w:r>
           <w:rPr>
@@ -7156,7 +7133,7 @@
           <w:rPr>
             <w:noProof/>
           </w:rPr>
-          <w:t>31</w:t>
+          <w:t>33</w:t>
         </w:r>
         <w:r>
           <w:rPr>
@@ -7179,7 +7156,7 @@
           <w:szCs w:val="22"/>
         </w:rPr>
       </w:pPr>
-      <w:hyperlink w:anchor="_Toc232982222" w:history="1">
+      <w:hyperlink w:anchor="_Toc233021887" w:history="1">
         <w:r>
           <w:rPr>
             <w:rStyle w:val="a5"/>
@@ -7203,7 +7180,7 @@
           <w:rPr>
             <w:noProof/>
           </w:rPr>
-          <w:instrText xml:space="preserve"> PAGEREF _Toc232982222 \h </w:instrText>
+          <w:instrText xml:space="preserve"> PAGEREF _Toc233021887 \h </w:instrText>
         </w:r>
         <w:r>
           <w:rPr>
@@ -7220,7 +7197,7 @@
           <w:rPr>
             <w:noProof/>
           </w:rPr>
-          <w:t>33</w:t>
+          <w:t>35</w:t>
         </w:r>
         <w:r>
           <w:rPr>
@@ -7243,7 +7220,7 @@
           <w:szCs w:val="22"/>
         </w:rPr>
       </w:pPr>
-      <w:hyperlink w:anchor="_Toc232982223" w:history="1">
+      <w:hyperlink w:anchor="_Toc233021888" w:history="1">
         <w:r>
           <w:rPr>
             <w:rStyle w:val="a5"/>
@@ -7267,7 +7244,7 @@
           <w:rPr>
             <w:noProof/>
           </w:rPr>
-          <w:instrText xml:space="preserve"> PAGEREF _Toc232982223 \h </w:instrText>
+          <w:instrText xml:space="preserve"> PAGEREF _Toc233021888 \h </w:instrText>
         </w:r>
         <w:r>
           <w:rPr>
@@ -7284,7 +7261,7 @@
           <w:rPr>
             <w:noProof/>
           </w:rPr>
-          <w:t>33</w:t>
+          <w:t>35</w:t>
         </w:r>
         <w:r>
           <w:rPr>
@@ -7307,7 +7284,7 @@
           <w:szCs w:val="22"/>
         </w:rPr>
       </w:pPr>
-      <w:hyperlink w:anchor="_Toc232982224" w:history="1">
+      <w:hyperlink w:anchor="_Toc233021889" w:history="1">
         <w:r>
           <w:rPr>
             <w:rStyle w:val="a5"/>
@@ -7331,7 +7308,7 @@
           <w:rPr>
             <w:noProof/>
           </w:rPr>
-          <w:instrText xml:space="preserve"> PAGEREF _Toc232982224 \h </w:instrText>
+          <w:instrText xml:space="preserve"> PAGEREF _Toc233021889 \h </w:instrText>
         </w:r>
         <w:r>
           <w:rPr>
@@ -7348,7 +7325,7 @@
           <w:rPr>
             <w:noProof/>
           </w:rPr>
-          <w:t>33</w:t>
+          <w:t>35</w:t>
         </w:r>
         <w:r>
           <w:rPr>
@@ -7371,7 +7348,7 @@
           <w:szCs w:val="22"/>
         </w:rPr>
       </w:pPr>
-      <w:hyperlink w:anchor="_Toc232982225" w:history="1">
+      <w:hyperlink w:anchor="_Toc233021890" w:history="1">
         <w:r>
           <w:rPr>
             <w:rStyle w:val="a5"/>
@@ -7395,7 +7372,7 @@
           <w:rPr>
             <w:noProof/>
           </w:rPr>
-          <w:instrText xml:space="preserve"> PAGEREF _Toc232982225 \h </w:instrText>
+          <w:instrText xml:space="preserve"> PAGEREF _Toc233021890 \h </w:instrText>
         </w:r>
         <w:r>
           <w:rPr>
@@ -7412,7 +7389,7 @@
           <w:rPr>
             <w:noProof/>
           </w:rPr>
-          <w:t>34</w:t>
+          <w:t>36</w:t>
         </w:r>
         <w:r>
           <w:rPr>
@@ -7435,7 +7412,7 @@
           <w:szCs w:val="22"/>
         </w:rPr>
       </w:pPr>
-      <w:hyperlink w:anchor="_Toc232982226" w:history="1">
+      <w:hyperlink w:anchor="_Toc233021891" w:history="1">
         <w:r>
           <w:rPr>
             <w:rStyle w:val="a5"/>
@@ -7459,7 +7436,7 @@
           <w:rPr>
             <w:noProof/>
           </w:rPr>
-          <w:instrText xml:space="preserve"> PAGEREF _Toc232982226 \h </w:instrText>
+          <w:instrText xml:space="preserve"> PAGEREF _Toc233021891 \h </w:instrText>
         </w:r>
         <w:r>
           <w:rPr>
@@ -7476,7 +7453,7 @@
           <w:rPr>
             <w:noProof/>
           </w:rPr>
-          <w:t>34</w:t>
+          <w:t>36</w:t>
         </w:r>
         <w:r>
           <w:rPr>
@@ -7499,7 +7476,7 @@
           <w:szCs w:val="22"/>
         </w:rPr>
       </w:pPr>
-      <w:hyperlink w:anchor="_Toc232982227" w:history="1">
+      <w:hyperlink w:anchor="_Toc233021892" w:history="1">
         <w:r>
           <w:rPr>
             <w:rStyle w:val="a5"/>
@@ -7523,7 +7500,7 @@
           <w:rPr>
             <w:noProof/>
           </w:rPr>
-          <w:instrText xml:space="preserve"> PAGEREF _Toc232982227 \h </w:instrText>
+          <w:instrText xml:space="preserve"> PAGEREF _Toc233021892 \h </w:instrText>
         </w:r>
         <w:r>
           <w:rPr>
@@ -7540,7 +7517,7 @@
           <w:rPr>
             <w:noProof/>
           </w:rPr>
-          <w:t>36</w:t>
+          <w:t>38</w:t>
         </w:r>
         <w:r>
           <w:rPr>
@@ -7563,7 +7540,7 @@
           <w:szCs w:val="22"/>
         </w:rPr>
       </w:pPr>
-      <w:hyperlink w:anchor="_Toc232982228" w:history="1">
+      <w:hyperlink w:anchor="_Toc233021893" w:history="1">
         <w:r>
           <w:rPr>
             <w:rStyle w:val="a5"/>
@@ -7587,7 +7564,7 @@
           <w:rPr>
             <w:noProof/>
           </w:rPr>
-          <w:instrText xml:space="preserve"> PAGEREF _Toc232982228 \h </w:instrText>
+          <w:instrText xml:space="preserve"> PAGEREF _Toc233021893 \h </w:instrText>
         </w:r>
         <w:r>
           <w:rPr>
@@ -7604,7 +7581,7 @@
           <w:rPr>
             <w:noProof/>
           </w:rPr>
-          <w:t>37</w:t>
+          <w:t>39</w:t>
         </w:r>
         <w:r>
           <w:rPr>
@@ -7627,7 +7604,7 @@
           <w:szCs w:val="22"/>
         </w:rPr>
       </w:pPr>
-      <w:hyperlink w:anchor="_Toc232982229" w:history="1">
+      <w:hyperlink w:anchor="_Toc233021894" w:history="1">
         <w:r>
           <w:rPr>
             <w:rStyle w:val="a5"/>
@@ -7651,7 +7628,7 @@
           <w:rPr>
             <w:noProof/>
           </w:rPr>
-          <w:instrText xml:space="preserve"> PAGEREF _Toc232982229 \h </w:instrText>
+          <w:instrText xml:space="preserve"> PAGEREF _Toc233021894 \h </w:instrText>
         </w:r>
         <w:r>
           <w:rPr>
@@ -7668,7 +7645,7 @@
           <w:rPr>
             <w:noProof/>
           </w:rPr>
-          <w:t>38</w:t>
+          <w:t>40</w:t>
         </w:r>
         <w:r>
           <w:rPr>
@@ -7691,7 +7668,7 @@
           <w:szCs w:val="22"/>
         </w:rPr>
       </w:pPr>
-      <w:hyperlink w:anchor="_Toc232982230" w:history="1">
+      <w:hyperlink w:anchor="_Toc233021895" w:history="1">
         <w:r>
           <w:rPr>
             <w:rStyle w:val="a5"/>
@@ -7715,7 +7692,7 @@
           <w:rPr>
             <w:noProof/>
           </w:rPr>
-          <w:instrText xml:space="preserve"> PAGEREF _Toc232982230 \h </w:instrText>
+          <w:instrText xml:space="preserve"> PAGEREF _Toc233021895 \h </w:instrText>
         </w:r>
         <w:r>
           <w:rPr>
@@ -7732,7 +7709,7 @@
           <w:rPr>
             <w:noProof/>
           </w:rPr>
-          <w:t>41</w:t>
+          <w:t>43</w:t>
         </w:r>
         <w:r>
           <w:rPr>
@@ -7755,7 +7732,7 @@
           <w:szCs w:val="22"/>
         </w:rPr>
       </w:pPr>
-      <w:hyperlink w:anchor="_Toc232982231" w:history="1">
+      <w:hyperlink w:anchor="_Toc233021896" w:history="1">
         <w:r>
           <w:rPr>
             <w:rStyle w:val="a5"/>
@@ -7779,7 +7756,7 @@
           <w:rPr>
             <w:noProof/>
           </w:rPr>
-          <w:instrText xml:space="preserve"> PAGEREF _Toc232982231 \h </w:instrText>
+          <w:instrText xml:space="preserve"> PAGEREF _Toc233021896 \h </w:instrText>
         </w:r>
         <w:r>
           <w:rPr>
@@ -7796,7 +7773,7 @@
           <w:rPr>
             <w:noProof/>
           </w:rPr>
-          <w:t>42</w:t>
+          <w:t>44</w:t>
         </w:r>
         <w:r>
           <w:rPr>
@@ -7816,7 +7793,7 @@
           <w:szCs w:val="22"/>
         </w:rPr>
       </w:pPr>
-      <w:hyperlink w:anchor="_Toc232982232" w:history="1">
+      <w:hyperlink w:anchor="_Toc233021897" w:history="1">
         <w:r>
           <w:rPr>
             <w:rStyle w:val="a5"/>
@@ -7840,7 +7817,7 @@
           <w:rPr>
             <w:noProof/>
           </w:rPr>
-          <w:instrText xml:space="preserve"> PAGEREF _Toc232982232 \h </w:instrText>
+          <w:instrText xml:space="preserve"> PAGEREF _Toc233021897 \h </w:instrText>
         </w:r>
         <w:r>
           <w:rPr>
@@ -7857,7 +7834,7 @@
           <w:rPr>
             <w:noProof/>
           </w:rPr>
-          <w:t>45</w:t>
+          <w:t>47</w:t>
         </w:r>
         <w:r>
           <w:rPr>
@@ -7880,7 +7857,7 @@
           <w:szCs w:val="22"/>
         </w:rPr>
       </w:pPr>
-      <w:hyperlink w:anchor="_Toc232982233" w:history="1">
+      <w:hyperlink w:anchor="_Toc233021898" w:history="1">
         <w:r>
           <w:rPr>
             <w:rStyle w:val="a5"/>
@@ -7904,7 +7881,7 @@
           <w:rPr>
             <w:noProof/>
           </w:rPr>
-          <w:instrText xml:space="preserve"> PAGEREF _Toc232982233 \h </w:instrText>
+          <w:instrText xml:space="preserve"> PAGEREF _Toc233021898 \h </w:instrText>
         </w:r>
         <w:r>
           <w:rPr>
@@ -7921,7 +7898,7 @@
           <w:rPr>
             <w:noProof/>
           </w:rPr>
-          <w:t>45</w:t>
+          <w:t>47</w:t>
         </w:r>
         <w:r>
           <w:rPr>
@@ -7944,7 +7921,7 @@
           <w:szCs w:val="22"/>
         </w:rPr>
       </w:pPr>
-      <w:hyperlink w:anchor="_Toc232982234" w:history="1">
+      <w:hyperlink w:anchor="_Toc233021899" w:history="1">
         <w:r>
           <w:rPr>
             <w:rStyle w:val="a5"/>
@@ -7968,7 +7945,7 @@
           <w:rPr>
             <w:noProof/>
           </w:rPr>
-          <w:instrText xml:space="preserve"> PAGEREF _Toc232982234 \h </w:instrText>
+          <w:instrText xml:space="preserve"> PAGEREF _Toc233021899 \h </w:instrText>
         </w:r>
         <w:r>
           <w:rPr>
@@ -7985,7 +7962,7 @@
           <w:rPr>
             <w:noProof/>
           </w:rPr>
-          <w:t>45</w:t>
+          <w:t>47</w:t>
         </w:r>
         <w:r>
           <w:rPr>
@@ -8008,7 +7985,7 @@
           <w:szCs w:val="22"/>
         </w:rPr>
       </w:pPr>
-      <w:hyperlink w:anchor="_Toc232982235" w:history="1">
+      <w:hyperlink w:anchor="_Toc233021900" w:history="1">
         <w:r>
           <w:rPr>
             <w:rStyle w:val="a5"/>
@@ -8032,7 +8009,7 @@
           <w:rPr>
             <w:noProof/>
           </w:rPr>
-          <w:instrText xml:space="preserve"> PAGEREF _Toc232982235 \h </w:instrText>
+          <w:instrText xml:space="preserve"> PAGEREF _Toc233021900 \h </w:instrText>
         </w:r>
         <w:r>
           <w:rPr>
@@ -8049,7 +8026,7 @@
           <w:rPr>
             <w:noProof/>
           </w:rPr>
-          <w:t>46</w:t>
+          <w:t>48</w:t>
         </w:r>
         <w:r>
           <w:rPr>
@@ -8072,7 +8049,7 @@
           <w:szCs w:val="22"/>
         </w:rPr>
       </w:pPr>
-      <w:hyperlink w:anchor="_Toc232982236" w:history="1">
+      <w:hyperlink w:anchor="_Toc233021901" w:history="1">
         <w:r>
           <w:rPr>
             <w:rStyle w:val="a5"/>
@@ -8096,7 +8073,7 @@
           <w:rPr>
             <w:noProof/>
           </w:rPr>
-          <w:instrText xml:space="preserve"> PAGEREF _Toc232982236 \h </w:instrText>
+          <w:instrText xml:space="preserve"> PAGEREF _Toc233021901 \h </w:instrText>
         </w:r>
         <w:r>
           <w:rPr>
@@ -8113,7 +8090,7 @@
           <w:rPr>
             <w:noProof/>
           </w:rPr>
-          <w:t>47</w:t>
+          <w:t>49</w:t>
         </w:r>
         <w:r>
           <w:rPr>
@@ -8136,7 +8113,7 @@
           <w:szCs w:val="22"/>
         </w:rPr>
       </w:pPr>
-      <w:hyperlink w:anchor="_Toc232982237" w:history="1">
+      <w:hyperlink w:anchor="_Toc233021902" w:history="1">
         <w:r>
           <w:rPr>
             <w:rStyle w:val="a5"/>
@@ -8160,7 +8137,7 @@
           <w:rPr>
             <w:noProof/>
           </w:rPr>
-          <w:instrText xml:space="preserve"> PAGEREF _Toc232982237 \h </w:instrText>
+          <w:instrText xml:space="preserve"> PAGEREF _Toc233021902 \h </w:instrText>
         </w:r>
         <w:r>
           <w:rPr>
@@ -8177,7 +8154,7 @@
           <w:rPr>
             <w:noProof/>
           </w:rPr>
-          <w:t>48</w:t>
+          <w:t>50</w:t>
         </w:r>
         <w:r>
           <w:rPr>
@@ -8197,7 +8174,7 @@
           <w:szCs w:val="22"/>
         </w:rPr>
       </w:pPr>
-      <w:hyperlink w:anchor="_Toc232982238" w:history="1">
+      <w:hyperlink w:anchor="_Toc233021903" w:history="1">
         <w:r>
           <w:rPr>
             <w:rStyle w:val="a5"/>
@@ -8221,7 +8198,7 @@
           <w:rPr>
             <w:noProof/>
           </w:rPr>
-          <w:instrText xml:space="preserve"> PAGEREF _Toc232982238 \h </w:instrText>
+          <w:instrText xml:space="preserve"> PAGEREF _Toc233021903 \h </w:instrText>
         </w:r>
         <w:r>
           <w:rPr>
@@ -8238,7 +8215,7 @@
           <w:rPr>
             <w:noProof/>
           </w:rPr>
-          <w:t>49</w:t>
+          <w:t>51</w:t>
         </w:r>
         <w:r>
           <w:rPr>
@@ -8261,7 +8238,7 @@
           <w:szCs w:val="22"/>
         </w:rPr>
       </w:pPr>
-      <w:hyperlink w:anchor="_Toc232982239" w:history="1">
+      <w:hyperlink w:anchor="_Toc233021904" w:history="1">
         <w:r>
           <w:rPr>
             <w:rStyle w:val="a5"/>
@@ -8285,7 +8262,7 @@
           <w:rPr>
             <w:noProof/>
           </w:rPr>
-          <w:instrText xml:space="preserve"> PAGEREF _Toc232982239 \h </w:instrText>
+          <w:instrText xml:space="preserve"> PAGEREF _Toc233021904 \h </w:instrText>
         </w:r>
         <w:r>
           <w:rPr>
@@ -8302,7 +8279,7 @@
           <w:rPr>
             <w:noProof/>
           </w:rPr>
-          <w:t>49</w:t>
+          <w:t>51</w:t>
         </w:r>
         <w:r>
           <w:rPr>
@@ -8325,7 +8302,7 @@
           <w:szCs w:val="22"/>
         </w:rPr>
       </w:pPr>
-      <w:hyperlink w:anchor="_Toc232982240" w:history="1">
+      <w:hyperlink w:anchor="_Toc233021905" w:history="1">
         <w:r>
           <w:rPr>
             <w:rStyle w:val="a5"/>
@@ -8349,7 +8326,7 @@
           <w:rPr>
             <w:noProof/>
           </w:rPr>
-          <w:instrText xml:space="preserve"> PAGEREF _Toc232982240 \h </w:instrText>
+          <w:instrText xml:space="preserve"> PAGEREF _Toc233021905 \h </w:instrText>
         </w:r>
         <w:r>
           <w:rPr>
@@ -8366,7 +8343,7 @@
           <w:rPr>
             <w:noProof/>
           </w:rPr>
-          <w:t>49</w:t>
+          <w:t>51</w:t>
         </w:r>
         <w:r>
           <w:rPr>
@@ -8389,7 +8366,7 @@
           <w:szCs w:val="22"/>
         </w:rPr>
       </w:pPr>
-      <w:hyperlink w:anchor="_Toc232982241" w:history="1">
+      <w:hyperlink w:anchor="_Toc233021906" w:history="1">
         <w:r>
           <w:rPr>
             <w:rStyle w:val="a5"/>
@@ -8413,7 +8390,7 @@
           <w:rPr>
             <w:noProof/>
           </w:rPr>
-          <w:instrText xml:space="preserve"> PAGEREF _Toc232982241 \h </w:instrText>
+          <w:instrText xml:space="preserve"> PAGEREF _Toc233021906 \h </w:instrText>
         </w:r>
         <w:r>
           <w:rPr>
@@ -8430,7 +8407,7 @@
           <w:rPr>
             <w:noProof/>
           </w:rPr>
-          <w:t>49</w:t>
+          <w:t>51</w:t>
         </w:r>
         <w:r>
           <w:rPr>
@@ -8450,7 +8427,7 @@
           <w:szCs w:val="22"/>
         </w:rPr>
       </w:pPr>
-      <w:hyperlink w:anchor="_Toc232982242" w:history="1">
+      <w:hyperlink w:anchor="_Toc233021907" w:history="1">
         <w:r>
           <w:rPr>
             <w:rStyle w:val="a5"/>
@@ -8474,7 +8451,7 @@
           <w:rPr>
             <w:noProof/>
           </w:rPr>
-          <w:instrText xml:space="preserve"> PAGEREF _Toc232982242 \h </w:instrText>
+          <w:instrText xml:space="preserve"> PAGEREF _Toc233021907 \h </w:instrText>
         </w:r>
         <w:r>
           <w:rPr>
@@ -8491,7 +8468,7 @@
           <w:rPr>
             <w:noProof/>
           </w:rPr>
-          <w:t>51</w:t>
+          <w:t>53</w:t>
         </w:r>
         <w:r>
           <w:rPr>
@@ -8514,7 +8491,7 @@
           <w:szCs w:val="22"/>
         </w:rPr>
       </w:pPr>
-      <w:hyperlink w:anchor="_Toc232982243" w:history="1">
+      <w:hyperlink w:anchor="_Toc233021908" w:history="1">
         <w:r>
           <w:rPr>
             <w:rStyle w:val="a5"/>
@@ -8538,7 +8515,7 @@
           <w:rPr>
             <w:noProof/>
           </w:rPr>
-          <w:instrText xml:space="preserve"> PAGEREF _Toc232982243 \h </w:instrText>
+          <w:instrText xml:space="preserve"> PAGEREF _Toc233021908 \h </w:instrText>
         </w:r>
         <w:r>
           <w:rPr>
@@ -8555,7 +8532,7 @@
           <w:rPr>
             <w:noProof/>
           </w:rPr>
-          <w:t>51</w:t>
+          <w:t>53</w:t>
         </w:r>
         <w:r>
           <w:rPr>
@@ -8578,7 +8555,7 @@
           <w:szCs w:val="22"/>
         </w:rPr>
       </w:pPr>
-      <w:hyperlink w:anchor="_Toc232982244" w:history="1">
+      <w:hyperlink w:anchor="_Toc233021909" w:history="1">
         <w:r>
           <w:rPr>
             <w:rStyle w:val="a5"/>
@@ -8602,7 +8579,7 @@
           <w:rPr>
             <w:noProof/>
           </w:rPr>
-          <w:instrText xml:space="preserve"> PAGEREF _Toc232982244 \h </w:instrText>
+          <w:instrText xml:space="preserve"> PAGEREF _Toc233021909 \h </w:instrText>
         </w:r>
         <w:r>
           <w:rPr>
@@ -8619,7 +8596,7 @@
           <w:rPr>
             <w:noProof/>
           </w:rPr>
-          <w:t>52</w:t>
+          <w:t>54</w:t>
         </w:r>
         <w:r>
           <w:rPr>
@@ -8642,7 +8619,7 @@
           <w:szCs w:val="22"/>
         </w:rPr>
       </w:pPr>
-      <w:hyperlink w:anchor="_Toc232982245" w:history="1">
+      <w:hyperlink w:anchor="_Toc233021910" w:history="1">
         <w:r>
           <w:rPr>
             <w:rStyle w:val="a5"/>
@@ -8666,7 +8643,7 @@
           <w:rPr>
             <w:noProof/>
           </w:rPr>
-          <w:instrText xml:space="preserve"> PAGEREF _Toc232982245 \h </w:instrText>
+          <w:instrText xml:space="preserve"> PAGEREF _Toc233021910 \h </w:instrText>
         </w:r>
         <w:r>
           <w:rPr>
@@ -8683,7 +8660,7 @@
           <w:rPr>
             <w:noProof/>
           </w:rPr>
-          <w:t>52</w:t>
+          <w:t>54</w:t>
         </w:r>
         <w:r>
           <w:rPr>
@@ -8703,7 +8680,7 @@
           <w:szCs w:val="22"/>
         </w:rPr>
       </w:pPr>
-      <w:hyperlink w:anchor="_Toc232982246" w:history="1">
+      <w:hyperlink w:anchor="_Toc233021911" w:history="1">
         <w:r>
           <w:rPr>
             <w:rStyle w:val="a5"/>
@@ -8727,7 +8704,7 @@
           <w:rPr>
             <w:noProof/>
           </w:rPr>
-          <w:instrText xml:space="preserve"> PAGEREF _Toc232982246 \h </w:instrText>
+          <w:instrText xml:space="preserve"> PAGEREF _Toc233021911 \h </w:instrText>
         </w:r>
         <w:r>
           <w:rPr>
@@ -8744,7 +8721,7 @@
           <w:rPr>
             <w:noProof/>
           </w:rPr>
-          <w:t>53</w:t>
+          <w:t>55</w:t>
         </w:r>
         <w:r>
           <w:rPr>
@@ -8767,7 +8744,7 @@
           <w:szCs w:val="22"/>
         </w:rPr>
       </w:pPr>
-      <w:hyperlink w:anchor="_Toc232982247" w:history="1">
+      <w:hyperlink w:anchor="_Toc233021912" w:history="1">
         <w:r>
           <w:rPr>
             <w:rStyle w:val="a5"/>
@@ -8791,7 +8768,7 @@
           <w:rPr>
             <w:noProof/>
           </w:rPr>
-          <w:instrText xml:space="preserve"> PAGEREF _Toc232982247 \h </w:instrText>
+          <w:instrText xml:space="preserve"> PAGEREF _Toc233021912 \h </w:instrText>
         </w:r>
         <w:r>
           <w:rPr>
@@ -8808,7 +8785,7 @@
           <w:rPr>
             <w:noProof/>
           </w:rPr>
-          <w:t>53</w:t>
+          <w:t>55</w:t>
         </w:r>
         <w:r>
           <w:rPr>
@@ -8831,7 +8808,7 @@
           <w:szCs w:val="22"/>
         </w:rPr>
       </w:pPr>
-      <w:hyperlink w:anchor="_Toc232982248" w:history="1">
+      <w:hyperlink w:anchor="_Toc233021913" w:history="1">
         <w:r>
           <w:rPr>
             <w:rStyle w:val="a5"/>
@@ -8855,7 +8832,7 @@
           <w:rPr>
             <w:noProof/>
           </w:rPr>
-          <w:instrText xml:space="preserve"> PAGEREF _Toc232982248 \h </w:instrText>
+          <w:instrText xml:space="preserve"> PAGEREF _Toc233021913 \h </w:instrText>
         </w:r>
         <w:r>
           <w:rPr>
@@ -8872,7 +8849,7 @@
           <w:rPr>
             <w:noProof/>
           </w:rPr>
-          <w:t>54</w:t>
+          <w:t>56</w:t>
         </w:r>
         <w:r>
           <w:rPr>
@@ -8895,7 +8872,7 @@
           <w:szCs w:val="22"/>
         </w:rPr>
       </w:pPr>
-      <w:hyperlink w:anchor="_Toc232982249" w:history="1">
+      <w:hyperlink w:anchor="_Toc233021914" w:history="1">
         <w:r>
           <w:rPr>
             <w:rStyle w:val="a5"/>
@@ -8919,7 +8896,7 @@
           <w:rPr>
             <w:noProof/>
           </w:rPr>
-          <w:instrText xml:space="preserve"> PAGEREF _Toc232982249 \h </w:instrText>
+          <w:instrText xml:space="preserve"> PAGEREF _Toc233021914 \h </w:instrText>
         </w:r>
         <w:r>
           <w:rPr>
@@ -8936,7 +8913,7 @@
           <w:rPr>
             <w:noProof/>
           </w:rPr>
-          <w:t>55</w:t>
+          <w:t>57</w:t>
         </w:r>
         <w:r>
           <w:rPr>
@@ -8959,7 +8936,7 @@
           <w:szCs w:val="22"/>
         </w:rPr>
       </w:pPr>
-      <w:hyperlink w:anchor="_Toc232982250" w:history="1">
+      <w:hyperlink w:anchor="_Toc233021915" w:history="1">
         <w:r>
           <w:rPr>
             <w:rStyle w:val="a5"/>
@@ -8983,7 +8960,7 @@
           <w:rPr>
             <w:noProof/>
           </w:rPr>
-          <w:instrText xml:space="preserve"> PAGEREF _Toc232982250 \h </w:instrText>
+          <w:instrText xml:space="preserve"> PAGEREF _Toc233021915 \h </w:instrText>
         </w:r>
         <w:r>
           <w:rPr>
@@ -9000,7 +8977,7 @@
           <w:rPr>
             <w:noProof/>
           </w:rPr>
-          <w:t>55</w:t>
+          <w:t>57</w:t>
         </w:r>
         <w:r>
           <w:rPr>
@@ -9020,7 +8997,7 @@
           <w:szCs w:val="22"/>
         </w:rPr>
       </w:pPr>
-      <w:hyperlink w:anchor="_Toc232982251" w:history="1">
+      <w:hyperlink w:anchor="_Toc233021916" w:history="1">
         <w:r>
           <w:rPr>
             <w:rStyle w:val="a5"/>
@@ -9044,7 +9021,7 @@
           <w:rPr>
             <w:noProof/>
           </w:rPr>
-          <w:instrText xml:space="preserve"> PAGEREF _Toc232982251 \h </w:instrText>
+          <w:instrText xml:space="preserve"> PAGEREF _Toc233021916 \h </w:instrText>
         </w:r>
         <w:r>
           <w:rPr>
@@ -9061,7 +9038,7 @@
           <w:rPr>
             <w:noProof/>
           </w:rPr>
-          <w:t>57</w:t>
+          <w:t>59</w:t>
         </w:r>
         <w:r>
           <w:rPr>
@@ -9081,7 +9058,7 @@
           <w:szCs w:val="22"/>
         </w:rPr>
       </w:pPr>
-      <w:hyperlink w:anchor="_Toc232982252" w:history="1">
+      <w:hyperlink w:anchor="_Toc233021917" w:history="1">
         <w:r>
           <w:rPr>
             <w:rStyle w:val="a5"/>
@@ -9105,7 +9082,7 @@
           <w:rPr>
             <w:noProof/>
           </w:rPr>
-          <w:instrText xml:space="preserve"> PAGEREF _Toc232982252 \h </w:instrText>
+          <w:instrText xml:space="preserve"> PAGEREF _Toc233021917 \h </w:instrText>
         </w:r>
         <w:r>
           <w:rPr>
@@ -9122,7 +9099,7 @@
           <w:rPr>
             <w:noProof/>
           </w:rPr>
-          <w:t>59</w:t>
+          <w:t>61</w:t>
         </w:r>
         <w:r>
           <w:rPr>
@@ -9142,7 +9119,7 @@
           <w:szCs w:val="22"/>
         </w:rPr>
       </w:pPr>
-      <w:hyperlink w:anchor="_Toc232982253" w:history="1">
+      <w:hyperlink w:anchor="_Toc233021918" w:history="1">
         <w:r>
           <w:rPr>
             <w:rStyle w:val="a5"/>
@@ -9166,7 +9143,7 @@
           <w:rPr>
             <w:noProof/>
           </w:rPr>
-          <w:instrText xml:space="preserve"> PAGEREF _Toc232982253 \h </w:instrText>
+          <w:instrText xml:space="preserve"> PAGEREF _Toc233021918 \h </w:instrText>
         </w:r>
         <w:r>
           <w:rPr>
@@ -9183,7 +9160,7 @@
           <w:rPr>
             <w:noProof/>
           </w:rPr>
-          <w:t>61</w:t>
+          <w:t>63</w:t>
         </w:r>
         <w:r>
           <w:rPr>
@@ -9206,7 +9183,7 @@
           <w:szCs w:val="22"/>
         </w:rPr>
       </w:pPr>
-      <w:hyperlink w:anchor="_Toc232982254" w:history="1">
+      <w:hyperlink w:anchor="_Toc233021919" w:history="1">
         <w:r>
           <w:rPr>
             <w:rStyle w:val="a5"/>
@@ -9230,7 +9207,7 @@
           <w:rPr>
             <w:noProof/>
           </w:rPr>
-          <w:instrText xml:space="preserve"> PAGEREF _Toc232982254 \h </w:instrText>
+          <w:instrText xml:space="preserve"> PAGEREF _Toc233021919 \h </w:instrText>
         </w:r>
         <w:r>
           <w:rPr>
@@ -9247,7 +9224,7 @@
           <w:rPr>
             <w:noProof/>
           </w:rPr>
-          <w:t>61</w:t>
+          <w:t>63</w:t>
         </w:r>
         <w:r>
           <w:rPr>
@@ -9270,7 +9247,7 @@
           <w:szCs w:val="22"/>
         </w:rPr>
       </w:pPr>
-      <w:hyperlink w:anchor="_Toc232982255" w:history="1">
+      <w:hyperlink w:anchor="_Toc233021920" w:history="1">
         <w:r>
           <w:rPr>
             <w:rStyle w:val="a5"/>
@@ -9294,7 +9271,7 @@
           <w:rPr>
             <w:noProof/>
           </w:rPr>
-          <w:instrText xml:space="preserve"> PAGEREF _Toc232982255 \h </w:instrText>
+          <w:instrText xml:space="preserve"> PAGEREF _Toc233021920 \h </w:instrText>
         </w:r>
         <w:r>
           <w:rPr>
@@ -9311,7 +9288,7 @@
           <w:rPr>
             <w:noProof/>
           </w:rPr>
-          <w:t>65</w:t>
+          <w:t>67</w:t>
         </w:r>
         <w:r>
           <w:rPr>
@@ -9334,7 +9311,7 @@
           <w:szCs w:val="22"/>
         </w:rPr>
       </w:pPr>
-      <w:hyperlink w:anchor="_Toc232982256" w:history="1">
+      <w:hyperlink w:anchor="_Toc233021921" w:history="1">
         <w:r>
           <w:rPr>
             <w:rStyle w:val="a5"/>
@@ -9358,7 +9335,7 @@
           <w:rPr>
             <w:noProof/>
           </w:rPr>
-          <w:instrText xml:space="preserve"> PAGEREF _Toc232982256 \h </w:instrText>
+          <w:instrText xml:space="preserve"> PAGEREF _Toc233021921 \h </w:instrText>
         </w:r>
         <w:r>
           <w:rPr>
@@ -9375,7 +9352,7 @@
           <w:rPr>
             <w:noProof/>
           </w:rPr>
-          <w:t>66</w:t>
+          <w:t>68</w:t>
         </w:r>
         <w:r>
           <w:rPr>
@@ -9390,21 +9367,35 @@
         <w:pStyle w:val="1"/>
         <w:spacing w:before="0" w:after="0"/>
         <w:jc w:val="center"/>
+        <w:sectPr>
+          <w:footerReference w:type="default" r:id="rId10"/>
+          <w:pgSz w:w="11906" w:h="16838" w:code="9"/>
+          <w:pgMar w:top="1134" w:right="851" w:bottom="1134" w:left="1701" w:header="708" w:footer="708" w:gutter="0"/>
+          <w:cols w:space="720"/>
+          <w:docGrid w:linePitch="381"/>
+        </w:sectPr>
+      </w:pPr>
+      <w:r>
+        <w:fldChar w:fldCharType="end"/>
+      </w:r>
+    </w:p>
+    <w:p>
+      <w:pPr>
+        <w:pStyle w:val="1"/>
+        <w:spacing w:before="0" w:after="0"/>
+        <w:jc w:val="center"/>
         <w:rPr>
           <w:sz w:val="28"/>
           <w:szCs w:val="28"/>
         </w:rPr>
       </w:pPr>
-      <w:r>
-        <w:lastRenderedPageBreak/>
-        <w:fldChar w:fldCharType="end"/>
-      </w:r>
-      <w:bookmarkStart w:id="1" w:name="_Toc232982190"/>
+      <w:bookmarkStart w:id="1" w:name="_Toc233021855"/>
       <w:r>
         <w:rPr>
           <w:sz w:val="28"/>
           <w:szCs w:val="28"/>
         </w:rPr>
+        <w:lastRenderedPageBreak/>
         <w:t>ВВЕДЕНИЕ</w:t>
       </w:r>
       <w:bookmarkEnd w:id="1"/>
@@ -9436,7 +9427,7 @@
         <w:ind w:firstLine="709"/>
         <w:jc w:val="center"/>
       </w:pPr>
-      <w:bookmarkStart w:id="2" w:name="_Toc232982191"/>
+      <w:bookmarkStart w:id="2" w:name="_Toc233021856"/>
       <w:r>
         <w:t>Актуальность</w:t>
       </w:r>
@@ -9459,7 +9450,7 @@
         <w:ind w:firstLine="709"/>
         <w:jc w:val="center"/>
       </w:pPr>
-      <w:bookmarkStart w:id="3" w:name="_Toc232982192"/>
+      <w:bookmarkStart w:id="3" w:name="_Toc233021857"/>
       <w:r>
         <w:t>Цель и задачи</w:t>
       </w:r>
@@ -9694,7 +9685,7 @@
         <w:ind w:firstLine="709"/>
         <w:jc w:val="center"/>
       </w:pPr>
-      <w:bookmarkStart w:id="4" w:name="_Toc232982193"/>
+      <w:bookmarkStart w:id="4" w:name="_Toc233021858"/>
       <w:r>
         <w:t>Объект и предмет исследования</w:t>
       </w:r>
@@ -9743,7 +9734,7 @@
           <w:szCs w:val="28"/>
         </w:rPr>
       </w:pPr>
-      <w:bookmarkStart w:id="5" w:name="_Toc232982194"/>
+      <w:bookmarkStart w:id="5" w:name="_Toc233021859"/>
       <w:r>
         <w:rPr>
           <w:sz w:val="28"/>
@@ -9761,7 +9752,7 @@
         <w:ind w:firstLine="709"/>
         <w:jc w:val="center"/>
       </w:pPr>
-      <w:bookmarkStart w:id="6" w:name="_Toc232982195"/>
+      <w:bookmarkStart w:id="6" w:name="_Toc233021860"/>
       <w:r>
         <w:t>1.1. Описание предметной области</w:t>
       </w:r>
@@ -9804,7 +9795,7 @@
         <w:ind w:firstLine="709"/>
         <w:jc w:val="center"/>
       </w:pPr>
-      <w:bookmarkStart w:id="7" w:name="_Toc232982196"/>
+      <w:bookmarkStart w:id="7" w:name="_Toc233021861"/>
       <w:r>
         <w:t>1.1.1. Паспорт проекта</w:t>
       </w:r>
@@ -10058,6 +10049,7 @@
               <w:jc w:val="both"/>
             </w:pPr>
             <w:r>
+              <w:lastRenderedPageBreak/>
               <w:t>Автор</w:t>
             </w:r>
           </w:p>
@@ -10116,7 +10108,6 @@
               <w:jc w:val="both"/>
             </w:pPr>
             <w:r>
-              <w:lastRenderedPageBreak/>
               <w:t>Срок реализации MVP</w:t>
             </w:r>
           </w:p>
@@ -10444,13 +10435,22 @@
     </w:p>
     <w:p>
       <w:pPr>
+        <w:pStyle w:val="a4"/>
+        <w:spacing w:line="360" w:lineRule="auto"/>
+        <w:ind w:left="709"/>
+        <w:jc w:val="both"/>
+      </w:pPr>
+    </w:p>
+    <w:p>
+      <w:pPr>
         <w:pStyle w:val="2"/>
         <w:spacing w:before="0" w:after="0"/>
         <w:ind w:firstLine="709"/>
         <w:jc w:val="center"/>
       </w:pPr>
-      <w:bookmarkStart w:id="8" w:name="_Toc232982197"/>
-      <w:r>
+      <w:bookmarkStart w:id="8" w:name="_Toc233021862"/>
+      <w:r>
+        <w:lastRenderedPageBreak/>
         <w:t>1.2. Анализ бизнес-процессов (IDEF0)</w:t>
       </w:r>
       <w:bookmarkEnd w:id="8"/>
@@ -10462,11 +10462,7 @@
         <w:jc w:val="both"/>
       </w:pPr>
       <w:r>
-        <w:t xml:space="preserve">Для формализации основной функции системы была построена контекстная диаграмма бизнес-процессов в нотации IDEF0 (уровень A-0). </w:t>
-      </w:r>
-      <w:r>
-        <w:lastRenderedPageBreak/>
-        <w:t>Основная функция системы — организовать онлайн-бронирование и сопровождение аренды автомобилей через мобильное приложение.</w:t>
+        <w:t>Для формализации основной функции системы была построена контекстная диаграмма бизнес-процессов в нотации IDEF0 (уровень A-0). Основная функция системы — организовать онлайн-бронирование и сопровождение аренды автомобилей через мобильное приложение.</w:t>
       </w:r>
     </w:p>
     <w:p>
@@ -10785,7 +10781,7 @@
                     <pic:cNvPicPr/>
                   </pic:nvPicPr>
                   <pic:blipFill>
-                    <a:blip r:embed="rId10"/>
+                    <a:blip r:embed="rId11"/>
                     <a:stretch>
                       <a:fillRect/>
                     </a:stretch>
@@ -10823,7 +10819,7 @@
         <w:ind w:firstLine="709"/>
         <w:jc w:val="center"/>
       </w:pPr>
-      <w:bookmarkStart w:id="9" w:name="_Toc232982198"/>
+      <w:bookmarkStart w:id="9" w:name="_Toc233021863"/>
       <w:r>
         <w:t>1.2.1. Матрица стейкхолдеров</w:t>
       </w:r>
@@ -12147,7 +12143,7 @@
         <w:ind w:firstLine="709"/>
         <w:jc w:val="center"/>
       </w:pPr>
-      <w:bookmarkStart w:id="10" w:name="_Toc232982199"/>
+      <w:bookmarkStart w:id="10" w:name="_Toc233021864"/>
       <w:r>
         <w:t>1.3. SWOT-анализ текущего состояния</w:t>
       </w:r>
@@ -12527,7 +12523,7 @@
         <w:ind w:firstLine="709"/>
         <w:jc w:val="both"/>
       </w:pPr>
-      <w:bookmarkStart w:id="11" w:name="_Toc232982200"/>
+      <w:bookmarkStart w:id="11" w:name="_Toc233021865"/>
       <w:r>
         <w:t>1.4. Анализ аналогов и конкурентов</w:t>
       </w:r>
@@ -12616,7 +12612,7 @@
         <w:ind w:firstLine="709"/>
         <w:jc w:val="both"/>
       </w:pPr>
-      <w:bookmarkStart w:id="12" w:name="_Toc232982201"/>
+      <w:bookmarkStart w:id="12" w:name="_Toc233021866"/>
       <w:r>
         <w:t>1.5. Обоснование необходимости разработки</w:t>
       </w:r>
@@ -12725,7 +12721,7 @@
         <w:ind w:firstLine="709"/>
         <w:jc w:val="both"/>
       </w:pPr>
-      <w:bookmarkStart w:id="13" w:name="_Toc232982202"/>
+      <w:bookmarkStart w:id="13" w:name="_Toc233021867"/>
       <w:r>
         <w:t>1.6. Экономическое обоснование (ROI)</w:t>
       </w:r>
@@ -13358,11 +13354,11 @@
         <w:jc w:val="both"/>
       </w:pPr>
       <w:r>
-        <w:t xml:space="preserve">Расчёт ROI за три года выполнен по формуле: ROI = ((969 600 × 3 − 1 800 000) / 1 800 000) × 100% ≈ 61,6%. Полученные значения подтверждают экономическую целесообразность реализации проекта: при сроке окупаемости около 22 месяцев и положительной рентабельности инвестиций система </w:t>
+        <w:t xml:space="preserve">Расчёт ROI за три года выполнен по формуле: ROI = ((969 600 × 3 − 1 800 000) / 1 800 000) × 100% ≈ 61,6%. Полученные значения подтверждают экономическую целесообразность реализации проекта: при сроке окупаемости </w:t>
       </w:r>
       <w:r>
         <w:lastRenderedPageBreak/>
-        <w:t>обеспечивает устойчивый экономический эффект уже на втором году эксплуатации.</w:t>
+        <w:t>около 22 месяцев и положительной рентабельности инвестиций система обеспечивает устойчивый экономический эффект уже на втором году эксплуатации.</w:t>
       </w:r>
     </w:p>
     <w:p>
@@ -13372,7 +13368,7 @@
         <w:ind w:firstLine="709"/>
         <w:jc w:val="both"/>
       </w:pPr>
-      <w:bookmarkStart w:id="14" w:name="_Toc232982203"/>
+      <w:bookmarkStart w:id="14" w:name="_Toc233021868"/>
       <w:r>
         <w:t xml:space="preserve">1.6.1. </w:t>
       </w:r>
@@ -13895,7 +13891,7 @@
           <w:szCs w:val="28"/>
         </w:rPr>
       </w:pPr>
-      <w:bookmarkStart w:id="15" w:name="_Toc232982204"/>
+      <w:bookmarkStart w:id="15" w:name="_Toc233021869"/>
       <w:r>
         <w:rPr>
           <w:sz w:val="28"/>
@@ -13913,7 +13909,7 @@
         <w:ind w:firstLine="709"/>
         <w:jc w:val="center"/>
       </w:pPr>
-      <w:bookmarkStart w:id="16" w:name="_Toc232982205"/>
+      <w:bookmarkStart w:id="16" w:name="_Toc233021870"/>
       <w:r>
         <w:t>2.1. Модель требований к ПО</w:t>
       </w:r>
@@ -13936,7 +13932,7 @@
         <w:ind w:firstLine="709"/>
         <w:jc w:val="center"/>
       </w:pPr>
-      <w:bookmarkStart w:id="17" w:name="_Toc232982206"/>
+      <w:bookmarkStart w:id="17" w:name="_Toc233021871"/>
       <w:r>
         <w:t xml:space="preserve">2.1.1. </w:t>
       </w:r>
@@ -14383,7 +14379,7 @@
         <w:ind w:firstLine="709"/>
         <w:jc w:val="center"/>
       </w:pPr>
-      <w:bookmarkStart w:id="18" w:name="_Toc232982207"/>
+      <w:bookmarkStart w:id="18" w:name="_Toc233021872"/>
       <w:r>
         <w:t>2.1.2. Диаграмма вариантов использования (</w:t>
       </w:r>
@@ -14712,7 +14708,7 @@
                     <pic:cNvPicPr/>
                   </pic:nvPicPr>
                   <pic:blipFill>
-                    <a:blip r:embed="rId11"/>
+                    <a:blip r:embed="rId12"/>
                     <a:stretch>
                       <a:fillRect/>
                     </a:stretch>
@@ -14781,7 +14777,7 @@
         <w:ind w:firstLine="709"/>
         <w:jc w:val="center"/>
       </w:pPr>
-      <w:bookmarkStart w:id="19" w:name="_Toc232982208"/>
+      <w:bookmarkStart w:id="19" w:name="_Toc233021873"/>
       <w:r>
         <w:lastRenderedPageBreak/>
         <w:t>2.1.3. Спецификация прецедентов</w:t>
@@ -15799,6 +15795,7 @@
               <w:jc w:val="both"/>
             </w:pPr>
             <w:r>
+              <w:lastRenderedPageBreak/>
               <w:t>Название</w:t>
             </w:r>
           </w:p>
@@ -15858,7 +15855,6 @@
             </w:pPr>
             <w:proofErr w:type="spellStart"/>
             <w:r>
-              <w:lastRenderedPageBreak/>
               <w:t>Акторы</w:t>
             </w:r>
             <w:proofErr w:type="spellEnd"/>
@@ -16246,6 +16242,7 @@
         <w:jc w:val="both"/>
       </w:pPr>
       <w:r>
+        <w:lastRenderedPageBreak/>
         <w:t>Клиент ставит электронную подпись на экране устройства сотрудника.</w:t>
       </w:r>
     </w:p>
@@ -16261,7 +16258,6 @@
         <w:jc w:val="both"/>
       </w:pPr>
       <w:r>
-        <w:lastRenderedPageBreak/>
         <w:t>Система обновляет статус автомобиля на RENTED и статус договора на ACTIVE.</w:t>
       </w:r>
     </w:p>
@@ -16303,7 +16299,7 @@
         <w:ind w:firstLine="709"/>
         <w:jc w:val="center"/>
       </w:pPr>
-      <w:bookmarkStart w:id="20" w:name="_Toc232982209"/>
+      <w:bookmarkStart w:id="20" w:name="_Toc233021874"/>
       <w:r>
         <w:t>2.1.4. Глоссарий терминов</w:t>
       </w:r>
@@ -16950,6 +16946,7 @@
               <w:jc w:val="both"/>
             </w:pPr>
             <w:r>
+              <w:lastRenderedPageBreak/>
               <w:t>Возврат</w:t>
             </w:r>
           </w:p>
@@ -17008,7 +17005,6 @@
               <w:jc w:val="both"/>
             </w:pPr>
             <w:r>
-              <w:lastRenderedPageBreak/>
               <w:t>Верификация</w:t>
             </w:r>
           </w:p>
@@ -17424,7 +17420,7 @@
         <w:ind w:firstLine="709"/>
         <w:jc w:val="center"/>
       </w:pPr>
-      <w:bookmarkStart w:id="21" w:name="_Toc232982210"/>
+      <w:bookmarkStart w:id="21" w:name="_Toc233021875"/>
       <w:r>
         <w:t>2.1.5. Таблица трассировки требований</w:t>
       </w:r>
@@ -17785,6 +17781,7 @@
               <w:jc w:val="both"/>
             </w:pPr>
             <w:r>
+              <w:lastRenderedPageBreak/>
               <w:t>Просмотр каталога автомобилей</w:t>
             </w:r>
           </w:p>
@@ -17876,7 +17873,6 @@
               <w:jc w:val="both"/>
             </w:pPr>
             <w:r>
-              <w:lastRenderedPageBreak/>
               <w:t>Просмотр информации об автомобиле</w:t>
             </w:r>
           </w:p>
@@ -18333,7 +18329,7 @@
         <w:ind w:firstLine="709"/>
         <w:jc w:val="center"/>
       </w:pPr>
-      <w:bookmarkStart w:id="22" w:name="_Toc232982211"/>
+      <w:bookmarkStart w:id="22" w:name="_Toc233021876"/>
       <w:r>
         <w:t>2.2. Модель предметной области</w:t>
       </w:r>
@@ -18372,7 +18368,7 @@
         <w:ind w:firstLine="709"/>
         <w:jc w:val="center"/>
       </w:pPr>
-      <w:bookmarkStart w:id="23" w:name="_Toc232982212"/>
+      <w:bookmarkStart w:id="23" w:name="_Toc233021877"/>
       <w:r>
         <w:t>2.2.1. Классификация сущностей</w:t>
       </w:r>
@@ -18803,6 +18799,7 @@
             </w:pPr>
             <w:proofErr w:type="spellStart"/>
             <w:r>
+              <w:lastRenderedPageBreak/>
               <w:t>Reservation</w:t>
             </w:r>
             <w:proofErr w:type="spellEnd"/>
@@ -18893,7 +18890,6 @@
             </w:pPr>
             <w:proofErr w:type="spellStart"/>
             <w:r>
-              <w:lastRenderedPageBreak/>
               <w:t>RentalAgreement</w:t>
             </w:r>
             <w:proofErr w:type="spellEnd"/>
@@ -19482,7 +19478,7 @@
         <w:ind w:firstLine="709"/>
         <w:jc w:val="center"/>
       </w:pPr>
-      <w:bookmarkStart w:id="24" w:name="_Toc232982213"/>
+      <w:bookmarkStart w:id="24" w:name="_Toc233021878"/>
       <w:r>
         <w:lastRenderedPageBreak/>
         <w:t>2.2.2. Domain Model (диаграмма классов)</w:t>
@@ -19496,6 +19492,9 @@
         <w:jc w:val="both"/>
       </w:pPr>
       <w:r>
+        <w:rPr>
+          <w:noProof/>
+        </w:rPr>
         <w:drawing>
           <wp:inline distT="0" distB="0" distL="0" distR="0" wp14:anchorId="4D49BC6F" wp14:editId="58BC3EB1">
             <wp:extent cx="3439241" cy="7543800"/>
@@ -19512,7 +19511,7 @@
                     <pic:cNvPicPr/>
                   </pic:nvPicPr>
                   <pic:blipFill rotWithShape="1">
-                    <a:blip r:embed="rId12"/>
+                    <a:blip r:embed="rId13"/>
                     <a:srcRect l="963" t="331"/>
                     <a:stretch/>
                   </pic:blipFill>
@@ -19710,7 +19709,7 @@
         <w:ind w:firstLine="709"/>
         <w:jc w:val="center"/>
       </w:pPr>
-      <w:bookmarkStart w:id="25" w:name="_Toc232982214"/>
+      <w:bookmarkStart w:id="25" w:name="_Toc233021879"/>
       <w:r>
         <w:t>2.2.3. Описание ключевых сущностей</w:t>
       </w:r>
@@ -19825,7 +19824,7 @@
         <w:ind w:firstLine="709"/>
         <w:jc w:val="center"/>
       </w:pPr>
-      <w:bookmarkStart w:id="26" w:name="_Toc232982215"/>
+      <w:bookmarkStart w:id="26" w:name="_Toc233021880"/>
       <w:r>
         <w:t>2.2.4. Бизнес-правила</w:t>
       </w:r>
@@ -19934,13 +19933,32 @@
     </w:p>
     <w:p>
       <w:pPr>
+        <w:spacing w:line="360" w:lineRule="auto"/>
+        <w:jc w:val="both"/>
+      </w:pPr>
+    </w:p>
+    <w:p>
+      <w:pPr>
+        <w:spacing w:line="360" w:lineRule="auto"/>
+        <w:jc w:val="both"/>
+      </w:pPr>
+    </w:p>
+    <w:p>
+      <w:pPr>
+        <w:spacing w:line="360" w:lineRule="auto"/>
+        <w:jc w:val="both"/>
+      </w:pPr>
+    </w:p>
+    <w:p>
+      <w:pPr>
         <w:pStyle w:val="2"/>
         <w:spacing w:before="0" w:after="0"/>
         <w:ind w:firstLine="709"/>
         <w:jc w:val="center"/>
       </w:pPr>
-      <w:bookmarkStart w:id="27" w:name="_Toc232982216"/>
-      <w:r>
+      <w:bookmarkStart w:id="27" w:name="_Toc233021881"/>
+      <w:r>
+        <w:lastRenderedPageBreak/>
         <w:t>2.3. Архитектурное проектирование</w:t>
       </w:r>
       <w:bookmarkEnd w:id="27"/>
@@ -19952,7 +19970,7 @@
         <w:ind w:firstLine="709"/>
         <w:jc w:val="center"/>
       </w:pPr>
-      <w:bookmarkStart w:id="28" w:name="_Toc232982217"/>
+      <w:bookmarkStart w:id="28" w:name="_Toc233021882"/>
       <w:r>
         <w:t>2.3.1. Выбор и обоснование архитектурного стиля</w:t>
       </w:r>
@@ -19965,7 +19983,6 @@
         <w:jc w:val="both"/>
       </w:pPr>
       <w:r>
-        <w:lastRenderedPageBreak/>
         <w:t>В качестве архитектурной основы выбран паттерн PCMEF (</w:t>
       </w:r>
       <w:proofErr w:type="spellStart"/>
@@ -20338,8 +20355,9 @@
         <w:ind w:firstLine="709"/>
         <w:jc w:val="center"/>
       </w:pPr>
-      <w:bookmarkStart w:id="29" w:name="_Toc232982218"/>
-      <w:r>
+      <w:bookmarkStart w:id="29" w:name="_Toc233021883"/>
+      <w:r>
+        <w:lastRenderedPageBreak/>
         <w:t>2.3.2. Диаграмма пакетов (PCMEF)</w:t>
       </w:r>
       <w:bookmarkEnd w:id="29"/>
@@ -20351,7 +20369,6 @@
         <w:jc w:val="both"/>
       </w:pPr>
       <w:r>
-        <w:lastRenderedPageBreak/>
         <w:t>Архитектура системы разделена на клиентские и серверные слои согласно адаптированной модели PCMEF для мобильной траектории.</w:t>
       </w:r>
     </w:p>
@@ -21366,7 +21383,7 @@
                     <pic:cNvPicPr/>
                   </pic:nvPicPr>
                   <pic:blipFill>
-                    <a:blip r:embed="rId13"/>
+                    <a:blip r:embed="rId14"/>
                     <a:stretch>
                       <a:fillRect/>
                     </a:stretch>
@@ -21407,7 +21424,7 @@
                     <pic:cNvPicPr/>
                   </pic:nvPicPr>
                   <pic:blipFill>
-                    <a:blip r:embed="rId14"/>
+                    <a:blip r:embed="rId15"/>
                     <a:stretch>
                       <a:fillRect/>
                     </a:stretch>
@@ -21445,7 +21462,7 @@
         <w:ind w:firstLine="709"/>
         <w:jc w:val="center"/>
       </w:pPr>
-      <w:bookmarkStart w:id="30" w:name="_Toc232982219"/>
+      <w:bookmarkStart w:id="30" w:name="_Toc233021884"/>
       <w:r>
         <w:t>2.3.3. Описание слоёв и их ответственности</w:t>
       </w:r>
@@ -21830,7 +21847,7 @@
         <w:ind w:firstLine="709"/>
         <w:jc w:val="center"/>
       </w:pPr>
-      <w:bookmarkStart w:id="31" w:name="_Toc232982220"/>
+      <w:bookmarkStart w:id="31" w:name="_Toc233021885"/>
       <w:r>
         <w:t>2.3.4. Интерфейсы взаимодействия слоёв</w:t>
       </w:r>
@@ -23011,7 +23028,7 @@
         <w:ind w:firstLine="709"/>
         <w:jc w:val="center"/>
       </w:pPr>
-      <w:bookmarkStart w:id="32" w:name="_Toc232982221"/>
+      <w:bookmarkStart w:id="32" w:name="_Toc233021886"/>
       <w:r>
         <w:t>2.3.5. Архитектурные решения (ADR) и анализ зависимостей</w:t>
       </w:r>
@@ -23874,7 +23891,7 @@
         <w:ind w:firstLine="709"/>
         <w:jc w:val="center"/>
       </w:pPr>
-      <w:bookmarkStart w:id="33" w:name="_Toc232982222"/>
+      <w:bookmarkStart w:id="33" w:name="_Toc233021887"/>
       <w:r>
         <w:lastRenderedPageBreak/>
         <w:t>2.4. Проектирование базы данных</w:t>
@@ -23898,7 +23915,7 @@
         <w:ind w:firstLine="709"/>
         <w:jc w:val="center"/>
       </w:pPr>
-      <w:bookmarkStart w:id="34" w:name="_Toc232982223"/>
+      <w:bookmarkStart w:id="34" w:name="_Toc233021888"/>
       <w:r>
         <w:t>2.4.1. ER-диаграмма</w:t>
       </w:r>
@@ -23939,7 +23956,7 @@
                     </pic:cNvPicPr>
                   </pic:nvPicPr>
                   <pic:blipFill>
-                    <a:blip r:embed="rId15">
+                    <a:blip r:embed="rId16">
                       <a:extLst>
                         <a:ext uri="{28A0092B-C50C-407E-A947-70E740481C1C}">
                           <a14:useLocalDpi xmlns:a14="http://schemas.microsoft.com/office/drawing/2010/main" val="0"/>
@@ -23988,8 +24005,17 @@
         <w:ind w:firstLine="709"/>
         <w:jc w:val="center"/>
       </w:pPr>
-      <w:bookmarkStart w:id="35" w:name="_Toc232982224"/>
-      <w:r>
+      <w:bookmarkStart w:id="35" w:name="_Toc233021889"/>
+    </w:p>
+    <w:p>
+      <w:pPr>
+        <w:pStyle w:val="3"/>
+        <w:spacing w:before="0" w:after="0"/>
+        <w:ind w:firstLine="709"/>
+        <w:jc w:val="center"/>
+      </w:pPr>
+      <w:r>
+        <w:lastRenderedPageBreak/>
         <w:t>2.4.2. Обоснование нормализации</w:t>
       </w:r>
       <w:bookmarkEnd w:id="35"/>
@@ -24010,7 +24036,6 @@
           <w:b/>
           <w:bCs/>
         </w:rPr>
-        <w:lastRenderedPageBreak/>
         <w:t xml:space="preserve">1НФ: </w:t>
       </w:r>
       <w:r>
@@ -24164,7 +24189,7 @@
         <w:ind w:firstLine="709"/>
         <w:jc w:val="center"/>
       </w:pPr>
-      <w:bookmarkStart w:id="36" w:name="_Toc232982225"/>
+      <w:bookmarkStart w:id="36" w:name="_Toc233021890"/>
       <w:r>
         <w:t>2.4.3. Спецификация связей и ограничений</w:t>
       </w:r>
@@ -24995,7 +25020,7 @@
         <w:ind w:firstLine="709"/>
         <w:jc w:val="center"/>
       </w:pPr>
-      <w:bookmarkStart w:id="37" w:name="_Toc232982226"/>
+      <w:bookmarkStart w:id="37" w:name="_Toc233021891"/>
       <w:r>
         <w:t>2.4.4. DDL-скрипты</w:t>
       </w:r>
@@ -25086,6 +25111,7 @@
         <w:rPr>
           <w:lang w:val="en-US"/>
         </w:rPr>
+        <w:lastRenderedPageBreak/>
         <w:t xml:space="preserve">    id UUID PRIMARY KEY DEFAULT uuid_generate_v4(),</w:t>
       </w:r>
     </w:p>
@@ -25102,7 +25128,6 @@
         <w:rPr>
           <w:lang w:val="en-US"/>
         </w:rPr>
-        <w:lastRenderedPageBreak/>
         <w:t xml:space="preserve">    email </w:t>
       </w:r>
       <w:proofErr w:type="gramStart"/>
@@ -26062,7 +26087,7 @@
         <w:ind w:firstLine="709"/>
         <w:jc w:val="center"/>
       </w:pPr>
-      <w:bookmarkStart w:id="38" w:name="_Toc232982227"/>
+      <w:bookmarkStart w:id="38" w:name="_Toc233021892"/>
       <w:r>
         <w:t>2.4.5. Стратегия объектно-реляционного отображения (ORM)</w:t>
       </w:r>
@@ -27215,7 +27240,7 @@
         <w:ind w:firstLine="709"/>
         <w:jc w:val="center"/>
       </w:pPr>
-      <w:bookmarkStart w:id="39" w:name="_Toc232982228"/>
+      <w:bookmarkStart w:id="39" w:name="_Toc233021893"/>
       <w:r>
         <w:t>2.5. Детальное проектирование</w:t>
       </w:r>
@@ -27258,7 +27283,7 @@
         <w:ind w:firstLine="709"/>
         <w:jc w:val="center"/>
       </w:pPr>
-      <w:bookmarkStart w:id="40" w:name="_Toc232982229"/>
+      <w:bookmarkStart w:id="40" w:name="_Toc233021894"/>
       <w:r>
         <w:lastRenderedPageBreak/>
         <w:t>2.5.1. Диаграммы последовательности</w:t>
@@ -27699,7 +27724,7 @@
                     <pic:cNvPicPr/>
                   </pic:nvPicPr>
                   <pic:blipFill>
-                    <a:blip r:embed="rId16"/>
+                    <a:blip r:embed="rId17"/>
                     <a:stretch>
                       <a:fillRect/>
                     </a:stretch>
@@ -27802,99 +27827,6 @@
             <wp:extent cx="5940425" cy="3554095"/>
             <wp:effectExtent l="0" t="0" r="3175" b="8255"/>
             <wp:docPr id="8" name="Рисунок 8"/>
-            <wp:cNvGraphicFramePr>
-              <a:graphicFrameLocks xmlns:a="http://schemas.openxmlformats.org/drawingml/2006/main" noChangeAspect="1"/>
-            </wp:cNvGraphicFramePr>
-            <a:graphic xmlns:a="http://schemas.openxmlformats.org/drawingml/2006/main">
-              <a:graphicData uri="http://schemas.openxmlformats.org/drawingml/2006/picture">
-                <pic:pic xmlns:pic="http://schemas.openxmlformats.org/drawingml/2006/picture">
-                  <pic:nvPicPr>
-                    <pic:cNvPr id="1" name=""/>
-                    <pic:cNvPicPr/>
-                  </pic:nvPicPr>
-                  <pic:blipFill>
-                    <a:blip r:embed="rId17"/>
-                    <a:stretch>
-                      <a:fillRect/>
-                    </a:stretch>
-                  </pic:blipFill>
-                  <pic:spPr>
-                    <a:xfrm>
-                      <a:off x="0" y="0"/>
-                      <a:ext cx="5940425" cy="3554095"/>
-                    </a:xfrm>
-                    <a:prstGeom prst="rect">
-                      <a:avLst/>
-                    </a:prstGeom>
-                  </pic:spPr>
-                </pic:pic>
-              </a:graphicData>
-            </a:graphic>
-          </wp:inline>
-        </w:drawing>
-      </w:r>
-    </w:p>
-    <w:p>
-      <w:pPr>
-        <w:spacing w:line="360" w:lineRule="auto"/>
-        <w:ind w:firstLine="709"/>
-        <w:jc w:val="center"/>
-      </w:pPr>
-      <w:r>
-        <w:t>Рисунок 2.6 — Диаграмма последовательности UC-003 «Забронировать автомобиль»</w:t>
-      </w:r>
-    </w:p>
-    <w:p>
-      <w:pPr>
-        <w:spacing w:line="360" w:lineRule="auto"/>
-        <w:ind w:firstLine="709"/>
-        <w:jc w:val="both"/>
-      </w:pPr>
-      <w:r>
-        <w:t xml:space="preserve">Сценарий включает условный фрагмент </w:t>
-      </w:r>
-      <w:proofErr w:type="spellStart"/>
-      <w:r>
-        <w:t>alt</w:t>
-      </w:r>
-      <w:proofErr w:type="spellEnd"/>
-      <w:r>
-        <w:t xml:space="preserve"> для проверки доступности автомобиля. Если </w:t>
-      </w:r>
-      <w:proofErr w:type="spellStart"/>
-      <w:r>
-        <w:t>ReservationRepository</w:t>
-      </w:r>
-      <w:proofErr w:type="spellEnd"/>
-      <w:r>
-        <w:t xml:space="preserve"> возвращает наличие пересечений дат, сервис генерирует исключение, и контроллер возвращает ошибку 409 </w:t>
-      </w:r>
-      <w:proofErr w:type="spellStart"/>
-      <w:r>
-        <w:t>Conflict</w:t>
-      </w:r>
-      <w:proofErr w:type="spellEnd"/>
-      <w:r>
-        <w:t>. Если авто свободно, сервис транзакционно сохраняет бронь в статусе PENDING и меняет статус автомобиля на RESERVED.</w:t>
-      </w:r>
-    </w:p>
-    <w:p>
-      <w:pPr>
-        <w:spacing w:line="360" w:lineRule="auto"/>
-        <w:ind w:firstLine="709"/>
-        <w:jc w:val="center"/>
-      </w:pPr>
-      <w:r>
-        <w:rPr>
-          <w:noProof/>
-          <w:lang w:val="en-US"/>
-        </w:rPr>
-        <w:lastRenderedPageBreak/>
-        <w:drawing>
-          <wp:inline distT="0" distB="0" distL="0" distR="0" wp14:anchorId="50AA219D" wp14:editId="29D86A2A">
-            <wp:extent cx="5940425" cy="3153410"/>
-            <wp:effectExtent l="0" t="0" r="3175" b="8890"/>
-            <wp:docPr id="9" name="Рисунок 9"/>
             <wp:cNvGraphicFramePr>
               <a:graphicFrameLocks xmlns:a="http://schemas.openxmlformats.org/drawingml/2006/main" noChangeAspect="1"/>
             </wp:cNvGraphicFramePr>
@@ -27914,6 +27846,99 @@
                   <pic:spPr>
                     <a:xfrm>
                       <a:off x="0" y="0"/>
+                      <a:ext cx="5940425" cy="3554095"/>
+                    </a:xfrm>
+                    <a:prstGeom prst="rect">
+                      <a:avLst/>
+                    </a:prstGeom>
+                  </pic:spPr>
+                </pic:pic>
+              </a:graphicData>
+            </a:graphic>
+          </wp:inline>
+        </w:drawing>
+      </w:r>
+    </w:p>
+    <w:p>
+      <w:pPr>
+        <w:spacing w:line="360" w:lineRule="auto"/>
+        <w:ind w:firstLine="709"/>
+        <w:jc w:val="center"/>
+      </w:pPr>
+      <w:r>
+        <w:t>Рисунок 2.6 — Диаграмма последовательности UC-003 «Забронировать автомобиль»</w:t>
+      </w:r>
+    </w:p>
+    <w:p>
+      <w:pPr>
+        <w:spacing w:line="360" w:lineRule="auto"/>
+        <w:ind w:firstLine="709"/>
+        <w:jc w:val="both"/>
+      </w:pPr>
+      <w:r>
+        <w:t xml:space="preserve">Сценарий включает условный фрагмент </w:t>
+      </w:r>
+      <w:proofErr w:type="spellStart"/>
+      <w:r>
+        <w:t>alt</w:t>
+      </w:r>
+      <w:proofErr w:type="spellEnd"/>
+      <w:r>
+        <w:t xml:space="preserve"> для проверки доступности автомобиля. Если </w:t>
+      </w:r>
+      <w:proofErr w:type="spellStart"/>
+      <w:r>
+        <w:t>ReservationRepository</w:t>
+      </w:r>
+      <w:proofErr w:type="spellEnd"/>
+      <w:r>
+        <w:t xml:space="preserve"> возвращает наличие пересечений дат, сервис генерирует исключение, и контроллер возвращает ошибку 409 </w:t>
+      </w:r>
+      <w:proofErr w:type="spellStart"/>
+      <w:r>
+        <w:t>Conflict</w:t>
+      </w:r>
+      <w:proofErr w:type="spellEnd"/>
+      <w:r>
+        <w:t>. Если авто свободно, сервис транзакционно сохраняет бронь в статусе PENDING и меняет статус автомобиля на RESERVED.</w:t>
+      </w:r>
+    </w:p>
+    <w:p>
+      <w:pPr>
+        <w:spacing w:line="360" w:lineRule="auto"/>
+        <w:ind w:firstLine="709"/>
+        <w:jc w:val="center"/>
+      </w:pPr>
+      <w:r>
+        <w:rPr>
+          <w:noProof/>
+          <w:lang w:val="en-US"/>
+        </w:rPr>
+        <w:lastRenderedPageBreak/>
+        <w:drawing>
+          <wp:inline distT="0" distB="0" distL="0" distR="0" wp14:anchorId="50AA219D" wp14:editId="29D86A2A">
+            <wp:extent cx="5940425" cy="3153410"/>
+            <wp:effectExtent l="0" t="0" r="3175" b="8890"/>
+            <wp:docPr id="9" name="Рисунок 9"/>
+            <wp:cNvGraphicFramePr>
+              <a:graphicFrameLocks xmlns:a="http://schemas.openxmlformats.org/drawingml/2006/main" noChangeAspect="1"/>
+            </wp:cNvGraphicFramePr>
+            <a:graphic xmlns:a="http://schemas.openxmlformats.org/drawingml/2006/main">
+              <a:graphicData uri="http://schemas.openxmlformats.org/drawingml/2006/picture">
+                <pic:pic xmlns:pic="http://schemas.openxmlformats.org/drawingml/2006/picture">
+                  <pic:nvPicPr>
+                    <pic:cNvPr id="1" name=""/>
+                    <pic:cNvPicPr/>
+                  </pic:nvPicPr>
+                  <pic:blipFill>
+                    <a:blip r:embed="rId19"/>
+                    <a:stretch>
+                      <a:fillRect/>
+                    </a:stretch>
+                  </pic:blipFill>
+                  <pic:spPr>
+                    <a:xfrm>
+                      <a:off x="0" y="0"/>
                       <a:ext cx="5940425" cy="3153410"/>
                     </a:xfrm>
                     <a:prstGeom prst="rect">
@@ -27975,7 +28000,7 @@
         <w:ind w:firstLine="709"/>
         <w:jc w:val="center"/>
       </w:pPr>
-      <w:bookmarkStart w:id="41" w:name="_Toc232982230"/>
+      <w:bookmarkStart w:id="41" w:name="_Toc233021895"/>
       <w:r>
         <w:lastRenderedPageBreak/>
         <w:t>2.5.2. Уточнённая диаграмма классов проектирования</w:t>
@@ -28009,7 +28034,7 @@
                     <pic:cNvPicPr/>
                   </pic:nvPicPr>
                   <pic:blipFill>
-                    <a:blip r:embed="rId19"/>
+                    <a:blip r:embed="rId20"/>
                     <a:stretch>
                       <a:fillRect/>
                     </a:stretch>
@@ -29178,7 +29203,7 @@
         <w:ind w:firstLine="709"/>
         <w:jc w:val="center"/>
       </w:pPr>
-      <w:bookmarkStart w:id="42" w:name="_Toc232982231"/>
+      <w:bookmarkStart w:id="42" w:name="_Toc233021896"/>
       <w:r>
         <w:t xml:space="preserve">2.5.3. Применение паттернов </w:t>
       </w:r>
@@ -31325,7 +31350,7 @@
           <w:szCs w:val="28"/>
         </w:rPr>
       </w:pPr>
-      <w:bookmarkStart w:id="43" w:name="_Toc232982232"/>
+      <w:bookmarkStart w:id="43" w:name="_Toc233021897"/>
       <w:r>
         <w:rPr>
           <w:sz w:val="28"/>
@@ -31343,7 +31368,7 @@
         <w:ind w:firstLine="709"/>
         <w:jc w:val="center"/>
       </w:pPr>
-      <w:bookmarkStart w:id="44" w:name="_Toc232982233"/>
+      <w:bookmarkStart w:id="44" w:name="_Toc233021898"/>
       <w:r>
         <w:t>3.1. Структура проекта</w:t>
       </w:r>
@@ -31397,588 +31422,14 @@
         <w:spacing w:line="360" w:lineRule="auto"/>
       </w:pPr>
       <w:r>
+        <w:rPr>
+          <w:noProof/>
+        </w:rPr>
         <w:drawing>
           <wp:inline distT="0" distB="0" distL="0" distR="0" wp14:anchorId="536F0ACA" wp14:editId="37878B12">
             <wp:extent cx="6312977" cy="5972175"/>
             <wp:effectExtent l="0" t="0" r="0" b="0"/>
             <wp:docPr id="11" name="Рисунок 11"/>
-            <wp:cNvGraphicFramePr>
-              <a:graphicFrameLocks xmlns:a="http://schemas.openxmlformats.org/drawingml/2006/main" noChangeAspect="1"/>
-            </wp:cNvGraphicFramePr>
-            <a:graphic xmlns:a="http://schemas.openxmlformats.org/drawingml/2006/main">
-              <a:graphicData uri="http://schemas.openxmlformats.org/drawingml/2006/picture">
-                <pic:pic xmlns:pic="http://schemas.openxmlformats.org/drawingml/2006/picture">
-                  <pic:nvPicPr>
-                    <pic:cNvPr id="1" name=""/>
-                    <pic:cNvPicPr/>
-                  </pic:nvPicPr>
-                  <pic:blipFill>
-                    <a:blip r:embed="rId20"/>
-                    <a:stretch>
-                      <a:fillRect/>
-                    </a:stretch>
-                  </pic:blipFill>
-                  <pic:spPr>
-                    <a:xfrm>
-                      <a:off x="0" y="0"/>
-                      <a:ext cx="6314487" cy="5973604"/>
-                    </a:xfrm>
-                    <a:prstGeom prst="rect">
-                      <a:avLst/>
-                    </a:prstGeom>
-                  </pic:spPr>
-                </pic:pic>
-              </a:graphicData>
-            </a:graphic>
-          </wp:inline>
-        </w:drawing>
-      </w:r>
-    </w:p>
-    <w:p>
-      <w:pPr>
-        <w:spacing w:line="360" w:lineRule="auto"/>
-        <w:ind w:firstLine="709"/>
-        <w:jc w:val="center"/>
-      </w:pPr>
-      <w:r>
-        <w:t xml:space="preserve">Рисунок 3.1 — </w:t>
-      </w:r>
-      <w:r>
-        <w:t>Структура проекта</w:t>
-      </w:r>
-    </w:p>
-    <w:p>
-      <w:pPr>
-        <w:pStyle w:val="2"/>
-        <w:spacing w:before="0" w:after="0"/>
-        <w:ind w:firstLine="709"/>
-        <w:jc w:val="center"/>
-      </w:pPr>
-      <w:bookmarkStart w:id="45" w:name="_Toc232982234"/>
-      <w:r>
-        <w:t>3.2. Реализация бизнес-логики (серверное ядро)</w:t>
-      </w:r>
-      <w:bookmarkEnd w:id="45"/>
-    </w:p>
-    <w:p>
-      <w:pPr>
-        <w:spacing w:line="360" w:lineRule="auto"/>
-        <w:ind w:firstLine="709"/>
-        <w:jc w:val="both"/>
-      </w:pPr>
-      <w:r>
-        <w:t xml:space="preserve">Серверное ядро реализовано на Java 17 с использованием фреймворка Spring Boot 3. Слой </w:t>
-      </w:r>
-      <w:proofErr w:type="spellStart"/>
-      <w:r>
-        <w:t>Entity</w:t>
-      </w:r>
-      <w:proofErr w:type="spellEnd"/>
-      <w:r>
-        <w:t xml:space="preserve"> содержит классы-сущности с бизнес-методами, слой </w:t>
-      </w:r>
-      <w:r>
-        <w:lastRenderedPageBreak/>
-        <w:t xml:space="preserve">Foundation — репозитории Spring Data JPA, слой </w:t>
-      </w:r>
-      <w:proofErr w:type="spellStart"/>
-      <w:r>
-        <w:t>Mediator</w:t>
-      </w:r>
-      <w:proofErr w:type="spellEnd"/>
-      <w:r>
-        <w:t xml:space="preserve"> — сервисы с бизнес-логикой, аннотированные @Transactional для управления транзакциями.</w:t>
-      </w:r>
-    </w:p>
-    <w:p>
-      <w:pPr>
-        <w:spacing w:line="360" w:lineRule="auto"/>
-        <w:ind w:firstLine="709"/>
-        <w:jc w:val="both"/>
-      </w:pPr>
-      <w:r>
-        <w:t xml:space="preserve">Ключевой сценарий бронирования реализован в методе </w:t>
-      </w:r>
-      <w:proofErr w:type="spellStart"/>
-      <w:r>
-        <w:t>bookCar</w:t>
-      </w:r>
-      <w:proofErr w:type="spellEnd"/>
-      <w:r>
-        <w:t xml:space="preserve">, выполняющем проверку бизнес-правил (верификация клиента, отсутствие пересечений дат, ограничение на количество активных броней) в единой транзакции с уровнем изоляции ACID. Спецификация метода в формате </w:t>
-      </w:r>
-      <w:proofErr w:type="spellStart"/>
-      <w:r>
-        <w:t>JavaDoc</w:t>
-      </w:r>
-      <w:proofErr w:type="spellEnd"/>
-      <w:r>
-        <w:t>:</w:t>
-      </w:r>
-    </w:p>
-    <w:p>
-      <w:pPr>
-        <w:spacing w:line="360" w:lineRule="auto"/>
-        <w:ind w:firstLine="709"/>
-        <w:jc w:val="both"/>
-      </w:pPr>
-      <w:r>
-        <w:t xml:space="preserve"> * Создаёт новое бронирование автомобиля с проверкой</w:t>
-      </w:r>
-    </w:p>
-    <w:p>
-      <w:pPr>
-        <w:spacing w:line="360" w:lineRule="auto"/>
-        <w:ind w:firstLine="709"/>
-        <w:jc w:val="both"/>
-      </w:pPr>
-      <w:r>
-        <w:t xml:space="preserve"> * доступности дат. Выполняется в единой транзакции (ACID).</w:t>
-      </w:r>
-    </w:p>
-    <w:p>
-      <w:pPr>
-        <w:spacing w:line="360" w:lineRule="auto"/>
-        <w:ind w:firstLine="709"/>
-        <w:jc w:val="both"/>
-      </w:pPr>
-      <w:r>
-        <w:t xml:space="preserve"> *</w:t>
-      </w:r>
-    </w:p>
-    <w:p>
-      <w:pPr>
-        <w:spacing w:line="360" w:lineRule="auto"/>
-        <w:ind w:firstLine="709"/>
-        <w:jc w:val="both"/>
-      </w:pPr>
-      <w:r>
-        <w:t xml:space="preserve"> * @param </w:t>
-      </w:r>
-      <w:proofErr w:type="spellStart"/>
-      <w:r>
-        <w:t>clientId</w:t>
-      </w:r>
-      <w:proofErr w:type="spellEnd"/>
-      <w:r>
-        <w:t xml:space="preserve"> идентификатор профиля клиента (UUID)</w:t>
-      </w:r>
-    </w:p>
-    <w:p>
-      <w:pPr>
-        <w:spacing w:line="360" w:lineRule="auto"/>
-        <w:ind w:firstLine="709"/>
-        <w:jc w:val="both"/>
-      </w:pPr>
-      <w:r>
-        <w:t xml:space="preserve"> * @param </w:t>
-      </w:r>
-      <w:proofErr w:type="spellStart"/>
-      <w:r>
-        <w:t>carId</w:t>
-      </w:r>
-      <w:proofErr w:type="spellEnd"/>
-      <w:r>
-        <w:t xml:space="preserve">    идентификатор автомобиля (UUID)</w:t>
-      </w:r>
-    </w:p>
-    <w:p>
-      <w:pPr>
-        <w:spacing w:line="360" w:lineRule="auto"/>
-        <w:ind w:firstLine="709"/>
-        <w:jc w:val="both"/>
-      </w:pPr>
-      <w:r>
-        <w:t xml:space="preserve"> * @param </w:t>
-      </w:r>
-      <w:proofErr w:type="spellStart"/>
-      <w:r>
-        <w:t>start</w:t>
-      </w:r>
-      <w:proofErr w:type="spellEnd"/>
-      <w:r>
-        <w:t xml:space="preserve">    дата и время начала аренды</w:t>
-      </w:r>
-    </w:p>
-    <w:p>
-      <w:pPr>
-        <w:spacing w:line="360" w:lineRule="auto"/>
-        <w:ind w:firstLine="709"/>
-        <w:jc w:val="both"/>
-      </w:pPr>
-      <w:r>
-        <w:t xml:space="preserve"> * @param </w:t>
-      </w:r>
-      <w:proofErr w:type="spellStart"/>
-      <w:r>
-        <w:t>end</w:t>
-      </w:r>
-      <w:proofErr w:type="spellEnd"/>
-      <w:r>
-        <w:t xml:space="preserve">      дата и время окончания аренды</w:t>
-      </w:r>
-    </w:p>
-    <w:p>
-      <w:pPr>
-        <w:spacing w:line="360" w:lineRule="auto"/>
-        <w:ind w:firstLine="709"/>
-        <w:jc w:val="both"/>
-      </w:pPr>
-      <w:r>
-        <w:t xml:space="preserve"> * @return </w:t>
-      </w:r>
-      <w:proofErr w:type="spellStart"/>
-      <w:r>
-        <w:t>ReservationResponseDto</w:t>
-      </w:r>
-      <w:proofErr w:type="spellEnd"/>
-      <w:r>
-        <w:t xml:space="preserve"> детали созданной брони</w:t>
-      </w:r>
-    </w:p>
-    <w:p>
-      <w:pPr>
-        <w:spacing w:line="360" w:lineRule="auto"/>
-        <w:ind w:firstLine="709"/>
-        <w:jc w:val="both"/>
-      </w:pPr>
-      <w:r>
-        <w:t xml:space="preserve"> * @throws </w:t>
-      </w:r>
-      <w:proofErr w:type="spellStart"/>
-      <w:r>
-        <w:t>CarNotAvailableException</w:t>
-      </w:r>
-      <w:proofErr w:type="spellEnd"/>
-      <w:r>
-        <w:t xml:space="preserve"> если авто уже забронировано</w:t>
-      </w:r>
-    </w:p>
-    <w:p>
-      <w:pPr>
-        <w:spacing w:line="360" w:lineRule="auto"/>
-        <w:ind w:firstLine="709"/>
-        <w:jc w:val="both"/>
-      </w:pPr>
-      <w:r>
-        <w:t xml:space="preserve"> * @throws </w:t>
-      </w:r>
-      <w:proofErr w:type="spellStart"/>
-      <w:r>
-        <w:t>UserNotVerifiedException</w:t>
-      </w:r>
-      <w:proofErr w:type="spellEnd"/>
-      <w:r>
-        <w:t xml:space="preserve"> если клиент не верифицирован</w:t>
-      </w:r>
-    </w:p>
-    <w:p>
-      <w:pPr>
-        <w:spacing w:line="360" w:lineRule="auto"/>
-        <w:ind w:firstLine="709"/>
-        <w:jc w:val="both"/>
-        <w:rPr>
-          <w:lang w:val="en-US"/>
-        </w:rPr>
-      </w:pPr>
-      <w:r>
-        <w:rPr>
-          <w:lang w:val="en-US"/>
-        </w:rPr>
-        <w:t>@Transactional</w:t>
-      </w:r>
-    </w:p>
-    <w:p>
-      <w:pPr>
-        <w:spacing w:line="360" w:lineRule="auto"/>
-        <w:ind w:firstLine="709"/>
-        <w:jc w:val="both"/>
-        <w:rPr>
-          <w:lang w:val="en-US"/>
-        </w:rPr>
-      </w:pPr>
-      <w:r>
-        <w:rPr>
-          <w:lang w:val="en-US"/>
-        </w:rPr>
-        <w:t xml:space="preserve">public </w:t>
-      </w:r>
-      <w:proofErr w:type="spellStart"/>
-      <w:r>
-        <w:rPr>
-          <w:lang w:val="en-US"/>
-        </w:rPr>
-        <w:t>ReservationResponseDto</w:t>
-      </w:r>
-      <w:proofErr w:type="spellEnd"/>
-      <w:r>
-        <w:rPr>
-          <w:lang w:val="en-US"/>
-        </w:rPr>
-        <w:t xml:space="preserve"> </w:t>
-      </w:r>
-      <w:proofErr w:type="spellStart"/>
-      <w:proofErr w:type="gramStart"/>
-      <w:r>
-        <w:rPr>
-          <w:lang w:val="en-US"/>
-        </w:rPr>
-        <w:t>bookCar</w:t>
-      </w:r>
-      <w:proofErr w:type="spellEnd"/>
-      <w:r>
-        <w:rPr>
-          <w:lang w:val="en-US"/>
-        </w:rPr>
-        <w:t>(</w:t>
-      </w:r>
-      <w:proofErr w:type="gramEnd"/>
-      <w:r>
-        <w:rPr>
-          <w:lang w:val="en-US"/>
-        </w:rPr>
-        <w:t xml:space="preserve">UUID </w:t>
-      </w:r>
-      <w:proofErr w:type="spellStart"/>
-      <w:r>
-        <w:rPr>
-          <w:lang w:val="en-US"/>
-        </w:rPr>
-        <w:t>clientId</w:t>
-      </w:r>
-      <w:proofErr w:type="spellEnd"/>
-      <w:r>
-        <w:rPr>
-          <w:lang w:val="en-US"/>
-        </w:rPr>
-        <w:t xml:space="preserve">, UUID </w:t>
-      </w:r>
-      <w:proofErr w:type="spellStart"/>
-      <w:r>
-        <w:rPr>
-          <w:lang w:val="en-US"/>
-        </w:rPr>
-        <w:t>carId</w:t>
-      </w:r>
-      <w:proofErr w:type="spellEnd"/>
-      <w:r>
-        <w:rPr>
-          <w:lang w:val="en-US"/>
-        </w:rPr>
-        <w:t>,</w:t>
-      </w:r>
-    </w:p>
-    <w:p>
-      <w:pPr>
-        <w:spacing w:line="360" w:lineRule="auto"/>
-        <w:ind w:firstLine="709"/>
-        <w:jc w:val="both"/>
-        <w:rPr>
-          <w:lang w:val="en-US"/>
-        </w:rPr>
-      </w:pPr>
-      <w:r>
-        <w:rPr>
-          <w:lang w:val="en-US"/>
-        </w:rPr>
-        <w:t xml:space="preserve">        </w:t>
-      </w:r>
-      <w:proofErr w:type="spellStart"/>
-      <w:r>
-        <w:rPr>
-          <w:lang w:val="en-US"/>
-        </w:rPr>
-        <w:t>LocalDateTime</w:t>
-      </w:r>
-      <w:proofErr w:type="spellEnd"/>
-      <w:r>
-        <w:rPr>
-          <w:lang w:val="en-US"/>
-        </w:rPr>
-        <w:t xml:space="preserve"> start, </w:t>
-      </w:r>
-      <w:proofErr w:type="spellStart"/>
-      <w:r>
-        <w:rPr>
-          <w:lang w:val="en-US"/>
-        </w:rPr>
-        <w:t>LocalDateTime</w:t>
-      </w:r>
-      <w:proofErr w:type="spellEnd"/>
-      <w:r>
-        <w:rPr>
-          <w:lang w:val="en-US"/>
-        </w:rPr>
-        <w:t xml:space="preserve"> end)</w:t>
-      </w:r>
-    </w:p>
-    <w:p>
-      <w:pPr>
-        <w:spacing w:line="360" w:lineRule="auto"/>
-        <w:ind w:firstLine="709"/>
-        <w:jc w:val="both"/>
-        <w:rPr>
-          <w:lang w:val="en-US"/>
-        </w:rPr>
-      </w:pPr>
-      <w:r>
-        <w:rPr>
-          <w:lang w:val="en-US"/>
-        </w:rPr>
-        <w:t xml:space="preserve">        throws </w:t>
-      </w:r>
-      <w:proofErr w:type="spellStart"/>
-      <w:r>
-        <w:rPr>
-          <w:lang w:val="en-US"/>
-        </w:rPr>
-        <w:t>CarNotAvailableException</w:t>
-      </w:r>
-      <w:proofErr w:type="spellEnd"/>
-      <w:r>
-        <w:rPr>
-          <w:lang w:val="en-US"/>
-        </w:rPr>
-        <w:t>;</w:t>
-      </w:r>
-    </w:p>
-    <w:p>
-      <w:pPr>
-        <w:pStyle w:val="2"/>
-        <w:spacing w:before="0" w:after="0"/>
-        <w:ind w:firstLine="709"/>
-        <w:jc w:val="center"/>
-      </w:pPr>
-      <w:bookmarkStart w:id="46" w:name="_Toc232982235"/>
-      <w:r>
-        <w:t>3.3. Реализация мобильного клиента</w:t>
-      </w:r>
-      <w:bookmarkEnd w:id="46"/>
-    </w:p>
-    <w:p>
-      <w:pPr>
-        <w:spacing w:line="360" w:lineRule="auto"/>
-        <w:ind w:firstLine="709"/>
-        <w:jc w:val="both"/>
-      </w:pPr>
-      <w:r>
-        <w:t xml:space="preserve">Мобильный клиент реализован на платформе </w:t>
-      </w:r>
-      <w:proofErr w:type="spellStart"/>
-      <w:r>
-        <w:t>Android</w:t>
-      </w:r>
-      <w:proofErr w:type="spellEnd"/>
-      <w:r>
-        <w:t xml:space="preserve"> с использованием языка </w:t>
-      </w:r>
-      <w:proofErr w:type="spellStart"/>
-      <w:r>
-        <w:t>Kotlin</w:t>
-      </w:r>
-      <w:proofErr w:type="spellEnd"/>
-      <w:r>
-        <w:t xml:space="preserve"> и декларативного UI-фреймворка </w:t>
-      </w:r>
-      <w:proofErr w:type="spellStart"/>
-      <w:r>
-        <w:t>Jetpack</w:t>
-      </w:r>
-      <w:proofErr w:type="spellEnd"/>
-      <w:r>
-        <w:t xml:space="preserve"> </w:t>
-      </w:r>
-      <w:proofErr w:type="spellStart"/>
-      <w:r>
-        <w:t>Compose</w:t>
-      </w:r>
-      <w:proofErr w:type="spellEnd"/>
-      <w:r>
-        <w:t xml:space="preserve">. Сетевое взаимодействие обеспечивается библиотекой </w:t>
-      </w:r>
-      <w:proofErr w:type="spellStart"/>
-      <w:r>
-        <w:t>Retrofit</w:t>
-      </w:r>
-      <w:proofErr w:type="spellEnd"/>
-      <w:r>
-        <w:t xml:space="preserve"> с перехватчиком </w:t>
-      </w:r>
-      <w:proofErr w:type="spellStart"/>
-      <w:r>
-        <w:t>JwtInterceptor</w:t>
-      </w:r>
-      <w:proofErr w:type="spellEnd"/>
-      <w:r>
-        <w:t xml:space="preserve">, автоматически прикрепляющим токен авторизации к каждому запросу. Локальное кэширование каталога автомобилей реализовано средствами </w:t>
-      </w:r>
-      <w:proofErr w:type="spellStart"/>
-      <w:r>
-        <w:t>Room</w:t>
-      </w:r>
-      <w:proofErr w:type="spellEnd"/>
-      <w:r>
-        <w:t>, что обеспечивает работу приложения в оффлайн-режиме.</w:t>
-      </w:r>
-    </w:p>
-    <w:p>
-      <w:pPr>
-        <w:spacing w:line="360" w:lineRule="auto"/>
-        <w:ind w:firstLine="709"/>
-        <w:jc w:val="both"/>
-      </w:pPr>
-      <w:r>
-        <w:t xml:space="preserve">Приложение содержит не менее пяти экранов: экран авторизации, экран регистрации, экран каталога автомобилей с фильтрацией, экран детальной </w:t>
-      </w:r>
-      <w:r>
-        <w:lastRenderedPageBreak/>
-        <w:t xml:space="preserve">карточки автомобиля и бронирования, экран профиля пользователя с историей аренды. Навигация между экранами реализована средствами </w:t>
-      </w:r>
-      <w:proofErr w:type="spellStart"/>
-      <w:r>
-        <w:t>Navigation</w:t>
-      </w:r>
-      <w:proofErr w:type="spellEnd"/>
-      <w:r>
-        <w:t xml:space="preserve"> </w:t>
-      </w:r>
-      <w:proofErr w:type="spellStart"/>
-      <w:r>
-        <w:t>Compose</w:t>
-      </w:r>
-      <w:proofErr w:type="spellEnd"/>
-      <w:r>
-        <w:t xml:space="preserve">. Управление состоянием каждого экрана осуществляется через </w:t>
-      </w:r>
-      <w:proofErr w:type="spellStart"/>
-      <w:r>
-        <w:t>ViewModel</w:t>
-      </w:r>
-      <w:proofErr w:type="spellEnd"/>
-      <w:r>
-        <w:t xml:space="preserve"> с использованием реактивного потока </w:t>
-      </w:r>
-      <w:proofErr w:type="spellStart"/>
-      <w:r>
-        <w:t>StateFlow</w:t>
-      </w:r>
-      <w:proofErr w:type="spellEnd"/>
-      <w:r>
-        <w:t>.</w:t>
-      </w:r>
-    </w:p>
-    <w:p>
-      <w:pPr>
-        <w:spacing w:line="360" w:lineRule="auto"/>
-        <w:ind w:firstLine="709"/>
-        <w:jc w:val="center"/>
-      </w:pPr>
-      <w:r>
-        <w:drawing>
-          <wp:inline distT="0" distB="0" distL="0" distR="0" wp14:anchorId="25710C8E" wp14:editId="091F6434">
-            <wp:extent cx="1976035" cy="4381500"/>
-            <wp:effectExtent l="0" t="0" r="5715" b="0"/>
-            <wp:docPr id="16" name="Рисунок 16"/>
             <wp:cNvGraphicFramePr>
               <a:graphicFrameLocks xmlns:a="http://schemas.openxmlformats.org/drawingml/2006/main" noChangeAspect="1"/>
             </wp:cNvGraphicFramePr>
@@ -31998,6 +31449,583 @@
                   <pic:spPr>
                     <a:xfrm>
                       <a:off x="0" y="0"/>
+                      <a:ext cx="6314487" cy="5973604"/>
+                    </a:xfrm>
+                    <a:prstGeom prst="rect">
+                      <a:avLst/>
+                    </a:prstGeom>
+                  </pic:spPr>
+                </pic:pic>
+              </a:graphicData>
+            </a:graphic>
+          </wp:inline>
+        </w:drawing>
+      </w:r>
+    </w:p>
+    <w:p>
+      <w:pPr>
+        <w:spacing w:line="360" w:lineRule="auto"/>
+        <w:ind w:firstLine="709"/>
+        <w:jc w:val="center"/>
+      </w:pPr>
+      <w:r>
+        <w:t>Рисунок 3.1 — Структура проекта</w:t>
+      </w:r>
+    </w:p>
+    <w:p>
+      <w:pPr>
+        <w:pStyle w:val="2"/>
+        <w:spacing w:before="0" w:after="0"/>
+        <w:ind w:firstLine="709"/>
+        <w:jc w:val="center"/>
+      </w:pPr>
+      <w:bookmarkStart w:id="45" w:name="_Toc233021899"/>
+      <w:r>
+        <w:t>3.2. Реализация бизнес-логики (серверное ядро)</w:t>
+      </w:r>
+      <w:bookmarkEnd w:id="45"/>
+    </w:p>
+    <w:p>
+      <w:pPr>
+        <w:spacing w:line="360" w:lineRule="auto"/>
+        <w:ind w:firstLine="709"/>
+        <w:jc w:val="both"/>
+      </w:pPr>
+      <w:r>
+        <w:t xml:space="preserve">Серверное ядро реализовано на Java 17 с использованием фреймворка Spring Boot 3. Слой </w:t>
+      </w:r>
+      <w:proofErr w:type="spellStart"/>
+      <w:r>
+        <w:t>Entity</w:t>
+      </w:r>
+      <w:proofErr w:type="spellEnd"/>
+      <w:r>
+        <w:t xml:space="preserve"> содержит классы-сущности с бизнес-методами, слой </w:t>
+      </w:r>
+      <w:r>
+        <w:lastRenderedPageBreak/>
+        <w:t xml:space="preserve">Foundation — репозитории Spring Data JPA, слой </w:t>
+      </w:r>
+      <w:proofErr w:type="spellStart"/>
+      <w:r>
+        <w:t>Mediator</w:t>
+      </w:r>
+      <w:proofErr w:type="spellEnd"/>
+      <w:r>
+        <w:t xml:space="preserve"> — сервисы с бизнес-логикой, аннотированные @Transactional для управления транзакциями.</w:t>
+      </w:r>
+    </w:p>
+    <w:p>
+      <w:pPr>
+        <w:spacing w:line="360" w:lineRule="auto"/>
+        <w:ind w:firstLine="709"/>
+        <w:jc w:val="both"/>
+      </w:pPr>
+      <w:r>
+        <w:t xml:space="preserve">Ключевой сценарий бронирования реализован в методе </w:t>
+      </w:r>
+      <w:proofErr w:type="spellStart"/>
+      <w:r>
+        <w:t>bookCar</w:t>
+      </w:r>
+      <w:proofErr w:type="spellEnd"/>
+      <w:r>
+        <w:t xml:space="preserve">, выполняющем проверку бизнес-правил (верификация клиента, отсутствие пересечений дат, ограничение на количество активных броней) в единой транзакции с уровнем изоляции ACID. Спецификация метода в формате </w:t>
+      </w:r>
+      <w:proofErr w:type="spellStart"/>
+      <w:r>
+        <w:t>JavaDoc</w:t>
+      </w:r>
+      <w:proofErr w:type="spellEnd"/>
+      <w:r>
+        <w:t>:</w:t>
+      </w:r>
+    </w:p>
+    <w:p>
+      <w:pPr>
+        <w:spacing w:line="360" w:lineRule="auto"/>
+        <w:ind w:firstLine="709"/>
+        <w:jc w:val="both"/>
+      </w:pPr>
+      <w:r>
+        <w:t xml:space="preserve"> * Создаёт новое бронирование автомобиля с проверкой</w:t>
+      </w:r>
+    </w:p>
+    <w:p>
+      <w:pPr>
+        <w:spacing w:line="360" w:lineRule="auto"/>
+        <w:ind w:firstLine="709"/>
+        <w:jc w:val="both"/>
+      </w:pPr>
+      <w:r>
+        <w:t xml:space="preserve"> * доступности дат. Выполняется в единой транзакции (ACID).</w:t>
+      </w:r>
+    </w:p>
+    <w:p>
+      <w:pPr>
+        <w:spacing w:line="360" w:lineRule="auto"/>
+        <w:ind w:firstLine="709"/>
+        <w:jc w:val="both"/>
+      </w:pPr>
+      <w:r>
+        <w:t xml:space="preserve"> *</w:t>
+      </w:r>
+    </w:p>
+    <w:p>
+      <w:pPr>
+        <w:spacing w:line="360" w:lineRule="auto"/>
+        <w:ind w:firstLine="709"/>
+        <w:jc w:val="both"/>
+      </w:pPr>
+      <w:r>
+        <w:t xml:space="preserve"> * @param </w:t>
+      </w:r>
+      <w:proofErr w:type="spellStart"/>
+      <w:r>
+        <w:t>clientId</w:t>
+      </w:r>
+      <w:proofErr w:type="spellEnd"/>
+      <w:r>
+        <w:t xml:space="preserve"> идентификатор профиля клиента (UUID)</w:t>
+      </w:r>
+    </w:p>
+    <w:p>
+      <w:pPr>
+        <w:spacing w:line="360" w:lineRule="auto"/>
+        <w:ind w:firstLine="709"/>
+        <w:jc w:val="both"/>
+      </w:pPr>
+      <w:r>
+        <w:t xml:space="preserve"> * @param </w:t>
+      </w:r>
+      <w:proofErr w:type="spellStart"/>
+      <w:r>
+        <w:t>carId</w:t>
+      </w:r>
+      <w:proofErr w:type="spellEnd"/>
+      <w:r>
+        <w:t xml:space="preserve">    идентификатор автомобиля (UUID)</w:t>
+      </w:r>
+    </w:p>
+    <w:p>
+      <w:pPr>
+        <w:spacing w:line="360" w:lineRule="auto"/>
+        <w:ind w:firstLine="709"/>
+        <w:jc w:val="both"/>
+      </w:pPr>
+      <w:r>
+        <w:t xml:space="preserve"> * @param </w:t>
+      </w:r>
+      <w:proofErr w:type="spellStart"/>
+      <w:r>
+        <w:t>start</w:t>
+      </w:r>
+      <w:proofErr w:type="spellEnd"/>
+      <w:r>
+        <w:t xml:space="preserve">    дата и время начала аренды</w:t>
+      </w:r>
+    </w:p>
+    <w:p>
+      <w:pPr>
+        <w:spacing w:line="360" w:lineRule="auto"/>
+        <w:ind w:firstLine="709"/>
+        <w:jc w:val="both"/>
+      </w:pPr>
+      <w:r>
+        <w:t xml:space="preserve"> * @param </w:t>
+      </w:r>
+      <w:proofErr w:type="spellStart"/>
+      <w:r>
+        <w:t>end</w:t>
+      </w:r>
+      <w:proofErr w:type="spellEnd"/>
+      <w:r>
+        <w:t xml:space="preserve">      дата и время окончания аренды</w:t>
+      </w:r>
+    </w:p>
+    <w:p>
+      <w:pPr>
+        <w:spacing w:line="360" w:lineRule="auto"/>
+        <w:ind w:firstLine="709"/>
+        <w:jc w:val="both"/>
+      </w:pPr>
+      <w:r>
+        <w:t xml:space="preserve"> * @return </w:t>
+      </w:r>
+      <w:proofErr w:type="spellStart"/>
+      <w:r>
+        <w:t>ReservationResponseDto</w:t>
+      </w:r>
+      <w:proofErr w:type="spellEnd"/>
+      <w:r>
+        <w:t xml:space="preserve"> детали созданной брони</w:t>
+      </w:r>
+    </w:p>
+    <w:p>
+      <w:pPr>
+        <w:spacing w:line="360" w:lineRule="auto"/>
+        <w:ind w:firstLine="709"/>
+        <w:jc w:val="both"/>
+      </w:pPr>
+      <w:r>
+        <w:t xml:space="preserve"> * @throws </w:t>
+      </w:r>
+      <w:proofErr w:type="spellStart"/>
+      <w:r>
+        <w:t>CarNotAvailableException</w:t>
+      </w:r>
+      <w:proofErr w:type="spellEnd"/>
+      <w:r>
+        <w:t xml:space="preserve"> если авто уже забронировано</w:t>
+      </w:r>
+    </w:p>
+    <w:p>
+      <w:pPr>
+        <w:spacing w:line="360" w:lineRule="auto"/>
+        <w:ind w:firstLine="709"/>
+        <w:jc w:val="both"/>
+      </w:pPr>
+      <w:r>
+        <w:t xml:space="preserve"> * @throws </w:t>
+      </w:r>
+      <w:proofErr w:type="spellStart"/>
+      <w:r>
+        <w:t>UserNotVerifiedException</w:t>
+      </w:r>
+      <w:proofErr w:type="spellEnd"/>
+      <w:r>
+        <w:t xml:space="preserve"> если клиент не верифицирован</w:t>
+      </w:r>
+    </w:p>
+    <w:p>
+      <w:pPr>
+        <w:spacing w:line="360" w:lineRule="auto"/>
+        <w:ind w:firstLine="709"/>
+        <w:jc w:val="both"/>
+        <w:rPr>
+          <w:lang w:val="en-US"/>
+        </w:rPr>
+      </w:pPr>
+      <w:r>
+        <w:rPr>
+          <w:lang w:val="en-US"/>
+        </w:rPr>
+        <w:t>@Transactional</w:t>
+      </w:r>
+    </w:p>
+    <w:p>
+      <w:pPr>
+        <w:spacing w:line="360" w:lineRule="auto"/>
+        <w:ind w:firstLine="709"/>
+        <w:jc w:val="both"/>
+        <w:rPr>
+          <w:lang w:val="en-US"/>
+        </w:rPr>
+      </w:pPr>
+      <w:r>
+        <w:rPr>
+          <w:lang w:val="en-US"/>
+        </w:rPr>
+        <w:t xml:space="preserve">public </w:t>
+      </w:r>
+      <w:proofErr w:type="spellStart"/>
+      <w:r>
+        <w:rPr>
+          <w:lang w:val="en-US"/>
+        </w:rPr>
+        <w:t>ReservationResponseDto</w:t>
+      </w:r>
+      <w:proofErr w:type="spellEnd"/>
+      <w:r>
+        <w:rPr>
+          <w:lang w:val="en-US"/>
+        </w:rPr>
+        <w:t xml:space="preserve"> </w:t>
+      </w:r>
+      <w:proofErr w:type="spellStart"/>
+      <w:proofErr w:type="gramStart"/>
+      <w:r>
+        <w:rPr>
+          <w:lang w:val="en-US"/>
+        </w:rPr>
+        <w:t>bookCar</w:t>
+      </w:r>
+      <w:proofErr w:type="spellEnd"/>
+      <w:r>
+        <w:rPr>
+          <w:lang w:val="en-US"/>
+        </w:rPr>
+        <w:t>(</w:t>
+      </w:r>
+      <w:proofErr w:type="gramEnd"/>
+      <w:r>
+        <w:rPr>
+          <w:lang w:val="en-US"/>
+        </w:rPr>
+        <w:t xml:space="preserve">UUID </w:t>
+      </w:r>
+      <w:proofErr w:type="spellStart"/>
+      <w:r>
+        <w:rPr>
+          <w:lang w:val="en-US"/>
+        </w:rPr>
+        <w:t>clientId</w:t>
+      </w:r>
+      <w:proofErr w:type="spellEnd"/>
+      <w:r>
+        <w:rPr>
+          <w:lang w:val="en-US"/>
+        </w:rPr>
+        <w:t xml:space="preserve">, UUID </w:t>
+      </w:r>
+      <w:proofErr w:type="spellStart"/>
+      <w:r>
+        <w:rPr>
+          <w:lang w:val="en-US"/>
+        </w:rPr>
+        <w:t>carId</w:t>
+      </w:r>
+      <w:proofErr w:type="spellEnd"/>
+      <w:r>
+        <w:rPr>
+          <w:lang w:val="en-US"/>
+        </w:rPr>
+        <w:t>,</w:t>
+      </w:r>
+    </w:p>
+    <w:p>
+      <w:pPr>
+        <w:spacing w:line="360" w:lineRule="auto"/>
+        <w:ind w:firstLine="709"/>
+        <w:jc w:val="both"/>
+        <w:rPr>
+          <w:lang w:val="en-US"/>
+        </w:rPr>
+      </w:pPr>
+      <w:r>
+        <w:rPr>
+          <w:lang w:val="en-US"/>
+        </w:rPr>
+        <w:t xml:space="preserve">        </w:t>
+      </w:r>
+      <w:proofErr w:type="spellStart"/>
+      <w:r>
+        <w:rPr>
+          <w:lang w:val="en-US"/>
+        </w:rPr>
+        <w:t>LocalDateTime</w:t>
+      </w:r>
+      <w:proofErr w:type="spellEnd"/>
+      <w:r>
+        <w:rPr>
+          <w:lang w:val="en-US"/>
+        </w:rPr>
+        <w:t xml:space="preserve"> start, </w:t>
+      </w:r>
+      <w:proofErr w:type="spellStart"/>
+      <w:r>
+        <w:rPr>
+          <w:lang w:val="en-US"/>
+        </w:rPr>
+        <w:t>LocalDateTime</w:t>
+      </w:r>
+      <w:proofErr w:type="spellEnd"/>
+      <w:r>
+        <w:rPr>
+          <w:lang w:val="en-US"/>
+        </w:rPr>
+        <w:t xml:space="preserve"> end)</w:t>
+      </w:r>
+    </w:p>
+    <w:p>
+      <w:pPr>
+        <w:spacing w:line="360" w:lineRule="auto"/>
+        <w:ind w:firstLine="709"/>
+        <w:jc w:val="both"/>
+        <w:rPr>
+          <w:lang w:val="en-US"/>
+        </w:rPr>
+      </w:pPr>
+      <w:r>
+        <w:rPr>
+          <w:lang w:val="en-US"/>
+        </w:rPr>
+        <w:t xml:space="preserve">        throws </w:t>
+      </w:r>
+      <w:proofErr w:type="spellStart"/>
+      <w:r>
+        <w:rPr>
+          <w:lang w:val="en-US"/>
+        </w:rPr>
+        <w:t>CarNotAvailableException</w:t>
+      </w:r>
+      <w:proofErr w:type="spellEnd"/>
+      <w:r>
+        <w:rPr>
+          <w:lang w:val="en-US"/>
+        </w:rPr>
+        <w:t>;</w:t>
+      </w:r>
+    </w:p>
+    <w:p>
+      <w:pPr>
+        <w:pStyle w:val="2"/>
+        <w:spacing w:before="0" w:after="0"/>
+        <w:ind w:firstLine="709"/>
+        <w:jc w:val="center"/>
+      </w:pPr>
+      <w:bookmarkStart w:id="46" w:name="_Toc233021900"/>
+      <w:r>
+        <w:t>3.3. Реализация мобильного клиента</w:t>
+      </w:r>
+      <w:bookmarkEnd w:id="46"/>
+    </w:p>
+    <w:p>
+      <w:pPr>
+        <w:spacing w:line="360" w:lineRule="auto"/>
+        <w:ind w:firstLine="709"/>
+        <w:jc w:val="both"/>
+      </w:pPr>
+      <w:r>
+        <w:t xml:space="preserve">Мобильный клиент реализован на платформе </w:t>
+      </w:r>
+      <w:proofErr w:type="spellStart"/>
+      <w:r>
+        <w:t>Android</w:t>
+      </w:r>
+      <w:proofErr w:type="spellEnd"/>
+      <w:r>
+        <w:t xml:space="preserve"> с использованием языка </w:t>
+      </w:r>
+      <w:proofErr w:type="spellStart"/>
+      <w:r>
+        <w:t>Kotlin</w:t>
+      </w:r>
+      <w:proofErr w:type="spellEnd"/>
+      <w:r>
+        <w:t xml:space="preserve"> и декларативного UI-фреймворка </w:t>
+      </w:r>
+      <w:proofErr w:type="spellStart"/>
+      <w:r>
+        <w:t>Jetpack</w:t>
+      </w:r>
+      <w:proofErr w:type="spellEnd"/>
+      <w:r>
+        <w:t xml:space="preserve"> </w:t>
+      </w:r>
+      <w:proofErr w:type="spellStart"/>
+      <w:r>
+        <w:t>Compose</w:t>
+      </w:r>
+      <w:proofErr w:type="spellEnd"/>
+      <w:r>
+        <w:t xml:space="preserve">. Сетевое взаимодействие обеспечивается библиотекой </w:t>
+      </w:r>
+      <w:proofErr w:type="spellStart"/>
+      <w:r>
+        <w:t>Retrofit</w:t>
+      </w:r>
+      <w:proofErr w:type="spellEnd"/>
+      <w:r>
+        <w:t xml:space="preserve"> с перехватчиком </w:t>
+      </w:r>
+      <w:proofErr w:type="spellStart"/>
+      <w:r>
+        <w:t>JwtInterceptor</w:t>
+      </w:r>
+      <w:proofErr w:type="spellEnd"/>
+      <w:r>
+        <w:t xml:space="preserve">, автоматически прикрепляющим токен авторизации к каждому запросу. Локальное кэширование каталога автомобилей реализовано средствами </w:t>
+      </w:r>
+      <w:proofErr w:type="spellStart"/>
+      <w:r>
+        <w:t>Room</w:t>
+      </w:r>
+      <w:proofErr w:type="spellEnd"/>
+      <w:r>
+        <w:t>, что обеспечивает работу приложения в оффлайн-режиме.</w:t>
+      </w:r>
+    </w:p>
+    <w:p>
+      <w:pPr>
+        <w:spacing w:line="360" w:lineRule="auto"/>
+        <w:ind w:firstLine="709"/>
+        <w:jc w:val="both"/>
+      </w:pPr>
+      <w:r>
+        <w:t xml:space="preserve">Приложение содержит не менее пяти экранов: экран авторизации, экран регистрации, экран каталога автомобилей с фильтрацией, экран детальной </w:t>
+      </w:r>
+      <w:r>
+        <w:lastRenderedPageBreak/>
+        <w:t xml:space="preserve">карточки автомобиля и бронирования, экран профиля пользователя с историей аренды. Навигация между экранами реализована средствами </w:t>
+      </w:r>
+      <w:proofErr w:type="spellStart"/>
+      <w:r>
+        <w:t>Navigation</w:t>
+      </w:r>
+      <w:proofErr w:type="spellEnd"/>
+      <w:r>
+        <w:t xml:space="preserve"> </w:t>
+      </w:r>
+      <w:proofErr w:type="spellStart"/>
+      <w:r>
+        <w:t>Compose</w:t>
+      </w:r>
+      <w:proofErr w:type="spellEnd"/>
+      <w:r>
+        <w:t xml:space="preserve">. Управление состоянием каждого экрана осуществляется через </w:t>
+      </w:r>
+      <w:proofErr w:type="spellStart"/>
+      <w:r>
+        <w:t>ViewModel</w:t>
+      </w:r>
+      <w:proofErr w:type="spellEnd"/>
+      <w:r>
+        <w:t xml:space="preserve"> с использованием реактивного потока </w:t>
+      </w:r>
+      <w:proofErr w:type="spellStart"/>
+      <w:r>
+        <w:t>StateFlow</w:t>
+      </w:r>
+      <w:proofErr w:type="spellEnd"/>
+      <w:r>
+        <w:t>.</w:t>
+      </w:r>
+    </w:p>
+    <w:p>
+      <w:pPr>
+        <w:spacing w:line="360" w:lineRule="auto"/>
+        <w:ind w:firstLine="709"/>
+        <w:jc w:val="center"/>
+      </w:pPr>
+      <w:r>
+        <w:rPr>
+          <w:noProof/>
+        </w:rPr>
+        <w:drawing>
+          <wp:inline distT="0" distB="0" distL="0" distR="0" wp14:anchorId="25710C8E" wp14:editId="091F6434">
+            <wp:extent cx="1976035" cy="4381500"/>
+            <wp:effectExtent l="0" t="0" r="5715" b="0"/>
+            <wp:docPr id="16" name="Рисунок 16"/>
+            <wp:cNvGraphicFramePr>
+              <a:graphicFrameLocks xmlns:a="http://schemas.openxmlformats.org/drawingml/2006/main" noChangeAspect="1"/>
+            </wp:cNvGraphicFramePr>
+            <a:graphic xmlns:a="http://schemas.openxmlformats.org/drawingml/2006/main">
+              <a:graphicData uri="http://schemas.openxmlformats.org/drawingml/2006/picture">
+                <pic:pic xmlns:pic="http://schemas.openxmlformats.org/drawingml/2006/picture">
+                  <pic:nvPicPr>
+                    <pic:cNvPr id="1" name=""/>
+                    <pic:cNvPicPr/>
+                  </pic:nvPicPr>
+                  <pic:blipFill>
+                    <a:blip r:embed="rId22"/>
+                    <a:stretch>
+                      <a:fillRect/>
+                    </a:stretch>
+                  </pic:blipFill>
+                  <pic:spPr>
+                    <a:xfrm>
+                      <a:off x="0" y="0"/>
                       <a:ext cx="1981864" cy="4394424"/>
                     </a:xfrm>
                     <a:prstGeom prst="rect">
@@ -32034,7 +32062,7 @@
         <w:ind w:firstLine="709"/>
         <w:jc w:val="center"/>
       </w:pPr>
-      <w:bookmarkStart w:id="47" w:name="_Toc232982236"/>
+      <w:bookmarkStart w:id="47" w:name="_Toc233021901"/>
       <w:r>
         <w:t>3.4. Безопасность и управление транзакциями</w:t>
       </w:r>
@@ -32095,7 +32123,7 @@
         <w:ind w:firstLine="709"/>
         <w:jc w:val="center"/>
       </w:pPr>
-      <w:bookmarkStart w:id="48" w:name="_Toc232982237"/>
+      <w:bookmarkStart w:id="48" w:name="_Toc233021902"/>
       <w:r>
         <w:t>3.5. Рефакторинг и оптимизация</w:t>
       </w:r>
@@ -32163,7 +32191,7 @@
           <w:szCs w:val="28"/>
         </w:rPr>
       </w:pPr>
-      <w:bookmarkStart w:id="49" w:name="_Toc232982238"/>
+      <w:bookmarkStart w:id="49" w:name="_Toc233021903"/>
       <w:r>
         <w:rPr>
           <w:sz w:val="28"/>
@@ -32181,7 +32209,7 @@
         <w:ind w:firstLine="709"/>
         <w:jc w:val="center"/>
       </w:pPr>
-      <w:bookmarkStart w:id="50" w:name="_Toc232982239"/>
+      <w:bookmarkStart w:id="50" w:name="_Toc233021904"/>
       <w:r>
         <w:t>4.1. Модульное тестирование</w:t>
       </w:r>
@@ -32588,7 +32616,7 @@
         <w:ind w:firstLine="709"/>
         <w:jc w:val="center"/>
       </w:pPr>
-      <w:bookmarkStart w:id="51" w:name="_Toc232982240"/>
+      <w:bookmarkStart w:id="51" w:name="_Toc233021905"/>
       <w:r>
         <w:t>4.2. Интеграционное и системное тестирование</w:t>
       </w:r>
@@ -32627,7 +32655,7 @@
         <w:ind w:firstLine="709"/>
         <w:jc w:val="center"/>
       </w:pPr>
-      <w:bookmarkStart w:id="52" w:name="_Toc232982241"/>
+      <w:bookmarkStart w:id="52" w:name="_Toc233021906"/>
       <w:r>
         <w:t>4.3. Результаты тестирования</w:t>
       </w:r>
@@ -32640,7 +32668,11 @@
         <w:jc w:val="both"/>
       </w:pPr>
       <w:r>
-        <w:t xml:space="preserve">По результатам выполнения тестов достигнуто покрытие бизнес-логики серверной части более 40%, что соответствует требованиям методических указаний. Отчёт о покрытии сформирован средствами </w:t>
+        <w:t xml:space="preserve">По результатам выполнения тестов достигнуто покрытие бизнес-логики серверной части более 40%, что соответствует требованиям методических </w:t>
+      </w:r>
+      <w:r>
+        <w:lastRenderedPageBreak/>
+        <w:t xml:space="preserve">указаний. Отчёт о покрытии сформирован средствами </w:t>
       </w:r>
       <w:proofErr w:type="spellStart"/>
       <w:r>
@@ -32648,11 +32680,7 @@
       </w:r>
       <w:proofErr w:type="spellEnd"/>
       <w:r>
-        <w:t xml:space="preserve">. Все </w:t>
-      </w:r>
-      <w:r>
-        <w:lastRenderedPageBreak/>
-        <w:t>обязательные сценарии прошли успешно; выявленные в ходе тестирования дефекты были исправлены и повторно проверены.</w:t>
+        <w:t>. Все обязательные сценарии прошли успешно; выявленные в ходе тестирования дефекты были исправлены и повторно проверены.</w:t>
       </w:r>
     </w:p>
     <w:p>
@@ -32722,7 +32750,7 @@
           <w:szCs w:val="28"/>
         </w:rPr>
       </w:pPr>
-      <w:bookmarkStart w:id="53" w:name="_Toc232982242"/>
+      <w:bookmarkStart w:id="53" w:name="_Toc233021907"/>
       <w:r>
         <w:rPr>
           <w:sz w:val="28"/>
@@ -32740,7 +32768,7 @@
         <w:ind w:firstLine="709"/>
         <w:jc w:val="center"/>
       </w:pPr>
-      <w:bookmarkStart w:id="54" w:name="_Toc232982243"/>
+      <w:bookmarkStart w:id="54" w:name="_Toc233021908"/>
       <w:r>
         <w:t>5.1. Контейнеризация (</w:t>
       </w:r>
@@ -33509,7 +33537,7 @@
         <w:ind w:firstLine="709"/>
         <w:jc w:val="center"/>
       </w:pPr>
-      <w:bookmarkStart w:id="55" w:name="_Toc232982244"/>
+      <w:bookmarkStart w:id="55" w:name="_Toc233021909"/>
       <w:r>
         <w:t>5.2. Инструкция по установке и настройке</w:t>
       </w:r>
@@ -33692,7 +33720,7 @@
         <w:ind w:firstLine="709"/>
         <w:jc w:val="center"/>
       </w:pPr>
-      <w:bookmarkStart w:id="56" w:name="_Toc232982245"/>
+      <w:bookmarkStart w:id="56" w:name="_Toc233021910"/>
       <w:r>
         <w:t>5.3. Требования к окружению</w:t>
       </w:r>
@@ -34137,7 +34165,7 @@
           <w:szCs w:val="28"/>
         </w:rPr>
       </w:pPr>
-      <w:bookmarkStart w:id="57" w:name="_Toc232982246"/>
+      <w:bookmarkStart w:id="57" w:name="_Toc233021911"/>
       <w:r>
         <w:rPr>
           <w:sz w:val="28"/>
@@ -34155,7 +34183,7 @@
         <w:ind w:firstLine="709"/>
         <w:jc w:val="center"/>
       </w:pPr>
-      <w:bookmarkStart w:id="58" w:name="_Toc232982247"/>
+      <w:bookmarkStart w:id="58" w:name="_Toc233021912"/>
       <w:r>
         <w:t>6.1. Иерархическая структура работ (WBS)</w:t>
       </w:r>
@@ -35089,6 +35117,7 @@
       </w:pPr>
       <w:r>
         <w:rPr>
+          <w:noProof/>
           <w:lang w:val="en-US"/>
         </w:rPr>
         <w:drawing>
@@ -35096,100 +35125,6 @@
             <wp:extent cx="4629150" cy="6219213"/>
             <wp:effectExtent l="0" t="0" r="0" b="0"/>
             <wp:docPr id="27" name="Рисунок 27"/>
-            <wp:cNvGraphicFramePr>
-              <a:graphicFrameLocks xmlns:a="http://schemas.openxmlformats.org/drawingml/2006/main" noChangeAspect="1"/>
-            </wp:cNvGraphicFramePr>
-            <a:graphic xmlns:a="http://schemas.openxmlformats.org/drawingml/2006/main">
-              <a:graphicData uri="http://schemas.openxmlformats.org/drawingml/2006/picture">
-                <pic:pic xmlns:pic="http://schemas.openxmlformats.org/drawingml/2006/picture">
-                  <pic:nvPicPr>
-                    <pic:cNvPr id="1" name=""/>
-                    <pic:cNvPicPr/>
-                  </pic:nvPicPr>
-                  <pic:blipFill>
-                    <a:blip r:embed="rId22"/>
-                    <a:stretch>
-                      <a:fillRect/>
-                    </a:stretch>
-                  </pic:blipFill>
-                  <pic:spPr>
-                    <a:xfrm>
-                      <a:off x="0" y="0"/>
-                      <a:ext cx="4637294" cy="6230155"/>
-                    </a:xfrm>
-                    <a:prstGeom prst="rect">
-                      <a:avLst/>
-                    </a:prstGeom>
-                  </pic:spPr>
-                </pic:pic>
-              </a:graphicData>
-            </a:graphic>
-          </wp:inline>
-        </w:drawing>
-      </w:r>
-    </w:p>
-    <w:p>
-      <w:pPr>
-        <w:spacing w:line="360" w:lineRule="auto"/>
-        <w:ind w:firstLine="709"/>
-        <w:jc w:val="center"/>
-      </w:pPr>
-      <w:r>
-        <w:t>Рисунок 6.1 — Иерархическая структура работ</w:t>
-      </w:r>
-    </w:p>
-    <w:p>
-      <w:pPr>
-        <w:pStyle w:val="2"/>
-        <w:spacing w:before="0" w:after="0"/>
-        <w:ind w:firstLine="709"/>
-        <w:jc w:val="center"/>
-      </w:pPr>
-      <w:bookmarkStart w:id="59" w:name="_Toc232982248"/>
-      <w:r>
-        <w:t xml:space="preserve">6.2. Календарный план (диаграмма </w:t>
-      </w:r>
-      <w:proofErr w:type="spellStart"/>
-      <w:r>
-        <w:t>Ганта</w:t>
-      </w:r>
-      <w:proofErr w:type="spellEnd"/>
-      <w:r>
-        <w:t>)</w:t>
-      </w:r>
-      <w:bookmarkEnd w:id="59"/>
-    </w:p>
-    <w:p>
-      <w:pPr>
-        <w:spacing w:line="360" w:lineRule="auto"/>
-        <w:ind w:firstLine="709"/>
-        <w:jc w:val="both"/>
-      </w:pPr>
-      <w:r>
-        <w:t xml:space="preserve">Календарный план проекта рассчитан на 18 недель и представлен в виде диаграммы </w:t>
-      </w:r>
-      <w:proofErr w:type="spellStart"/>
-      <w:r>
-        <w:t>Ганта</w:t>
-      </w:r>
-      <w:proofErr w:type="spellEnd"/>
-      <w:r>
-        <w:t>, отражающей последовательность и продолжительность этапов разработки.</w:t>
-      </w:r>
-    </w:p>
-    <w:p>
-      <w:pPr>
-        <w:spacing w:line="360" w:lineRule="auto"/>
-        <w:ind w:firstLine="709"/>
-        <w:jc w:val="center"/>
-      </w:pPr>
-      <w:r>
-        <w:lastRenderedPageBreak/>
-        <w:drawing>
-          <wp:inline distT="0" distB="0" distL="0" distR="0" wp14:anchorId="61B2F025" wp14:editId="2A4FCA82">
-            <wp:extent cx="5939790" cy="1756410"/>
-            <wp:effectExtent l="0" t="0" r="3810" b="0"/>
-            <wp:docPr id="28" name="Рисунок 28"/>
             <wp:cNvGraphicFramePr>
               <a:graphicFrameLocks xmlns:a="http://schemas.openxmlformats.org/drawingml/2006/main" noChangeAspect="1"/>
             </wp:cNvGraphicFramePr>
@@ -35209,6 +35144,103 @@
                   <pic:spPr>
                     <a:xfrm>
                       <a:off x="0" y="0"/>
+                      <a:ext cx="4637294" cy="6230155"/>
+                    </a:xfrm>
+                    <a:prstGeom prst="rect">
+                      <a:avLst/>
+                    </a:prstGeom>
+                  </pic:spPr>
+                </pic:pic>
+              </a:graphicData>
+            </a:graphic>
+          </wp:inline>
+        </w:drawing>
+      </w:r>
+    </w:p>
+    <w:p>
+      <w:pPr>
+        <w:spacing w:line="360" w:lineRule="auto"/>
+        <w:ind w:firstLine="709"/>
+        <w:jc w:val="center"/>
+      </w:pPr>
+      <w:r>
+        <w:t>Рисунок 6.1 — Иерархическая структура работ</w:t>
+      </w:r>
+    </w:p>
+    <w:p>
+      <w:pPr>
+        <w:pStyle w:val="2"/>
+        <w:spacing w:before="0" w:after="0"/>
+        <w:ind w:firstLine="709"/>
+        <w:jc w:val="center"/>
+      </w:pPr>
+      <w:bookmarkStart w:id="59" w:name="_Toc233021913"/>
+      <w:r>
+        <w:t xml:space="preserve">6.2. Календарный план (диаграмма </w:t>
+      </w:r>
+      <w:proofErr w:type="spellStart"/>
+      <w:r>
+        <w:t>Ганта</w:t>
+      </w:r>
+      <w:proofErr w:type="spellEnd"/>
+      <w:r>
+        <w:t>)</w:t>
+      </w:r>
+      <w:bookmarkEnd w:id="59"/>
+    </w:p>
+    <w:p>
+      <w:pPr>
+        <w:spacing w:line="360" w:lineRule="auto"/>
+        <w:ind w:firstLine="709"/>
+        <w:jc w:val="both"/>
+      </w:pPr>
+      <w:r>
+        <w:t xml:space="preserve">Календарный план проекта рассчитан на 18 недель и представлен в виде диаграммы </w:t>
+      </w:r>
+      <w:proofErr w:type="spellStart"/>
+      <w:r>
+        <w:t>Ганта</w:t>
+      </w:r>
+      <w:proofErr w:type="spellEnd"/>
+      <w:r>
+        <w:t>, отражающей последовательность и продолжительность этапов разработки.</w:t>
+      </w:r>
+    </w:p>
+    <w:p>
+      <w:pPr>
+        <w:spacing w:line="360" w:lineRule="auto"/>
+        <w:ind w:firstLine="709"/>
+        <w:jc w:val="center"/>
+      </w:pPr>
+      <w:r>
+        <w:rPr>
+          <w:noProof/>
+        </w:rPr>
+        <w:lastRenderedPageBreak/>
+        <w:drawing>
+          <wp:inline distT="0" distB="0" distL="0" distR="0" wp14:anchorId="61B2F025" wp14:editId="2A4FCA82">
+            <wp:extent cx="5939790" cy="1756410"/>
+            <wp:effectExtent l="0" t="0" r="3810" b="0"/>
+            <wp:docPr id="28" name="Рисунок 28"/>
+            <wp:cNvGraphicFramePr>
+              <a:graphicFrameLocks xmlns:a="http://schemas.openxmlformats.org/drawingml/2006/main" noChangeAspect="1"/>
+            </wp:cNvGraphicFramePr>
+            <a:graphic xmlns:a="http://schemas.openxmlformats.org/drawingml/2006/main">
+              <a:graphicData uri="http://schemas.openxmlformats.org/drawingml/2006/picture">
+                <pic:pic xmlns:pic="http://schemas.openxmlformats.org/drawingml/2006/picture">
+                  <pic:nvPicPr>
+                    <pic:cNvPr id="1" name=""/>
+                    <pic:cNvPicPr/>
+                  </pic:nvPicPr>
+                  <pic:blipFill>
+                    <a:blip r:embed="rId24"/>
+                    <a:stretch>
+                      <a:fillRect/>
+                    </a:stretch>
+                  </pic:blipFill>
+                  <pic:spPr>
+                    <a:xfrm>
+                      <a:off x="0" y="0"/>
                       <a:ext cx="5939790" cy="1756410"/>
                     </a:xfrm>
                     <a:prstGeom prst="rect">
@@ -35240,7 +35272,7 @@
         <w:ind w:firstLine="709"/>
         <w:jc w:val="center"/>
       </w:pPr>
-      <w:bookmarkStart w:id="60" w:name="_Toc232982249"/>
+      <w:bookmarkStart w:id="60" w:name="_Toc233021914"/>
       <w:r>
         <w:t>6.3. Оценка трудозатрат (COCOMO)</w:t>
       </w:r>
@@ -35309,7 +35341,7 @@
         <w:ind w:firstLine="709"/>
         <w:jc w:val="center"/>
       </w:pPr>
-      <w:bookmarkStart w:id="61" w:name="_Toc232982250"/>
+      <w:bookmarkStart w:id="61" w:name="_Toc233021915"/>
       <w:r>
         <w:t>6.4. Управление рисками</w:t>
       </w:r>
@@ -35911,7 +35943,7 @@
           <w:szCs w:val="28"/>
         </w:rPr>
       </w:pPr>
-      <w:bookmarkStart w:id="62" w:name="_Toc232982251"/>
+      <w:bookmarkStart w:id="62" w:name="_Toc233021916"/>
       <w:r>
         <w:rPr>
           <w:sz w:val="28"/>
@@ -36151,7 +36183,7 @@
           <w:szCs w:val="28"/>
         </w:rPr>
       </w:pPr>
-      <w:bookmarkStart w:id="63" w:name="_Toc232982252"/>
+      <w:bookmarkStart w:id="63" w:name="_Toc233021917"/>
       <w:r>
         <w:rPr>
           <w:sz w:val="28"/>
@@ -36345,7 +36377,7 @@
         </w:rPr>
         <w:t xml:space="preserve">]. — URL: </w:t>
       </w:r>
-      <w:hyperlink r:id="rId24" w:history="1">
+      <w:hyperlink r:id="rId25" w:history="1">
         <w:r>
           <w:rPr>
             <w:rStyle w:val="a5"/>
@@ -36447,7 +36479,7 @@
         </w:rPr>
         <w:t xml:space="preserve">: </w:t>
       </w:r>
-      <w:hyperlink r:id="rId25" w:history="1">
+      <w:hyperlink r:id="rId26" w:history="1">
         <w:r>
           <w:rPr>
             <w:rStyle w:val="a5"/>
@@ -36640,7 +36672,7 @@
         </w:rPr>
         <w:t xml:space="preserve">]. — URL: </w:t>
       </w:r>
-      <w:hyperlink r:id="rId26" w:history="1">
+      <w:hyperlink r:id="rId27" w:history="1">
         <w:r>
           <w:rPr>
             <w:lang w:val="en-US"/>
@@ -36700,7 +36732,7 @@
       <w:r>
         <w:t xml:space="preserve"> [Электронный ресурс]. — URL: </w:t>
       </w:r>
-      <w:hyperlink r:id="rId27" w:history="1">
+      <w:hyperlink r:id="rId28" w:history="1">
         <w:r>
           <w:t>https://spec.openapis.org/oas/latest.html</w:t>
         </w:r>
@@ -36736,7 +36768,7 @@
       <w:r>
         <w:t xml:space="preserve"> [Электронный ресурс]. — URL: </w:t>
       </w:r>
-      <w:hyperlink r:id="rId28" w:history="1">
+      <w:hyperlink r:id="rId29" w:history="1">
         <w:r>
           <w:t>https://square.github.io/retrofit/</w:t>
         </w:r>
@@ -36773,7 +36805,7 @@
       <w:r>
         <w:t xml:space="preserve"> Library [Электронный ресурс]. — URL: </w:t>
       </w:r>
-      <w:hyperlink r:id="rId29" w:history="1">
+      <w:hyperlink r:id="rId30" w:history="1">
         <w:r>
           <w:t>https://developer.android.com/training/data-storage/room</w:t>
         </w:r>
@@ -36801,7 +36833,7 @@
       <w:r>
         <w:t xml:space="preserve"> 5 User Guide [Электронный ресурс]. — URL: </w:t>
       </w:r>
-      <w:hyperlink r:id="rId30" w:history="1">
+      <w:hyperlink r:id="rId31" w:history="1">
         <w:r>
           <w:t>https://junit.org/junit5/docs/current/user-guide/</w:t>
         </w:r>
@@ -36837,7 +36869,7 @@
       <w:r>
         <w:t xml:space="preserve"> [Электронный ресурс]. — URL: </w:t>
       </w:r>
-      <w:hyperlink r:id="rId31" w:history="1">
+      <w:hyperlink r:id="rId32" w:history="1">
         <w:r>
           <w:t>https://site.mockito.org/</w:t>
         </w:r>
@@ -36873,7 +36905,7 @@
       <w:r>
         <w:t xml:space="preserve"> Guide [Электронный ресурс]. — URL: </w:t>
       </w:r>
-      <w:hyperlink r:id="rId32" w:history="1">
+      <w:hyperlink r:id="rId33" w:history="1">
         <w:r>
           <w:t>https://plantuml.com/</w:t>
         </w:r>
@@ -36904,7 +36936,7 @@
         <w:spacing w:before="0"/>
         <w:jc w:val="center"/>
       </w:pPr>
-      <w:bookmarkStart w:id="64" w:name="_Toc232982253"/>
+      <w:bookmarkStart w:id="64" w:name="_Toc233021918"/>
       <w:r>
         <w:lastRenderedPageBreak/>
         <w:t>ПРИЛОЖЕНИЯ</w:t>
@@ -36916,7 +36948,7 @@
         <w:pStyle w:val="2"/>
         <w:jc w:val="right"/>
       </w:pPr>
-      <w:bookmarkStart w:id="65" w:name="_Toc232982254"/>
+      <w:bookmarkStart w:id="65" w:name="_Toc233021919"/>
       <w:r>
         <w:t>Приложение А. Листинги кода</w:t>
       </w:r>
@@ -38401,6 +38433,7 @@
           <w:szCs w:val="18"/>
           <w:lang w:val="en-US"/>
         </w:rPr>
+        <w:lastRenderedPageBreak/>
         <w:t xml:space="preserve">    private long </w:t>
       </w:r>
       <w:proofErr w:type="spellStart"/>
@@ -41173,6 +41206,7 @@
           <w:szCs w:val="18"/>
           <w:lang w:val="en-US"/>
         </w:rPr>
+        <w:lastRenderedPageBreak/>
         <w:t xml:space="preserve">    public </w:t>
       </w:r>
       <w:proofErr w:type="spellStart"/>
@@ -41277,7 +41311,6 @@
         </w:rPr>
       </w:pPr>
       <w:r>
-        <w:lastRenderedPageBreak/>
         <w:t>Листинг</w:t>
       </w:r>
       <w:r>
@@ -43040,6 +43073,7 @@
           <w:szCs w:val="18"/>
           <w:lang w:val="en-US"/>
         </w:rPr>
+        <w:lastRenderedPageBreak/>
         <w:t>    @Id</w:t>
       </w:r>
     </w:p>
@@ -45004,6 +45038,7 @@
           <w:szCs w:val="18"/>
           <w:lang w:val="en-US"/>
         </w:rPr>
+        <w:lastRenderedPageBreak/>
         <w:t xml:space="preserve">    public Car </w:t>
       </w:r>
       <w:proofErr w:type="spellStart"/>
@@ -45217,7 +45252,6 @@
           <w:szCs w:val="18"/>
           <w:lang w:val="en-US"/>
         </w:rPr>
-        <w:lastRenderedPageBreak/>
         <w:t xml:space="preserve">    public void </w:t>
       </w:r>
       <w:proofErr w:type="spellStart"/>
@@ -46306,7 +46340,7 @@
         <w:pStyle w:val="2"/>
         <w:jc w:val="right"/>
       </w:pPr>
-      <w:bookmarkStart w:id="66" w:name="_Toc232982255"/>
+      <w:bookmarkStart w:id="66" w:name="_Toc233021920"/>
       <w:r>
         <w:t>Приложение Б. Скриншоты интерфейсов</w:t>
       </w:r>
@@ -46337,7 +46371,7 @@
                     <pic:cNvPicPr/>
                   </pic:nvPicPr>
                   <pic:blipFill rotWithShape="1">
-                    <a:blip r:embed="rId33"/>
+                    <a:blip r:embed="rId34"/>
                     <a:srcRect l="1141" t="412" r="699"/>
                     <a:stretch/>
                   </pic:blipFill>
@@ -46382,6 +46416,9 @@
         <w:jc w:val="center"/>
       </w:pPr>
       <w:r>
+        <w:rPr>
+          <w:noProof/>
+        </w:rPr>
         <w:lastRenderedPageBreak/>
         <w:drawing>
           <wp:inline distT="0" distB="0" distL="0" distR="0" wp14:anchorId="413DD105" wp14:editId="16247488">
@@ -46399,7 +46436,7 @@
                     <pic:cNvPicPr/>
                   </pic:nvPicPr>
                   <pic:blipFill rotWithShape="1">
-                    <a:blip r:embed="rId34"/>
+                    <a:blip r:embed="rId35"/>
                     <a:srcRect l="457" r="-1"/>
                     <a:stretch/>
                   </pic:blipFill>
@@ -46451,7 +46488,7 @@
         <w:pStyle w:val="2"/>
         <w:jc w:val="right"/>
       </w:pPr>
-      <w:bookmarkStart w:id="67" w:name="_Toc232982256"/>
+      <w:bookmarkStart w:id="67" w:name="_Toc233021921"/>
       <w:r>
         <w:t>Приложение В. Результаты тестирования</w:t>
       </w:r>
@@ -46485,7 +46522,7 @@
                     </pic:cNvPicPr>
                   </pic:nvPicPr>
                   <pic:blipFill>
-                    <a:blip r:embed="rId35">
+                    <a:blip r:embed="rId36">
                       <a:extLst>
                         <a:ext uri="{28A0092B-C50C-407E-A947-70E740481C1C}">
                           <a14:useLocalDpi xmlns:a14="http://schemas.microsoft.com/office/drawing/2010/main" val="0"/>
@@ -46534,7 +46571,7 @@
       <w:proofErr w:type="spellEnd"/>
     </w:p>
     <w:sectPr>
-      <w:footerReference w:type="default" r:id="rId36"/>
+      <w:footerReference w:type="default" r:id="rId37"/>
       <w:pgSz w:w="11906" w:h="16838" w:code="9"/>
       <w:pgMar w:top="1134" w:right="851" w:bottom="1134" w:left="1701" w:header="708" w:footer="708" w:gutter="0"/>
       <w:cols w:space="720"/>
@@ -46580,6 +46617,65 @@
 
 <file path=word/footer2.xml><?xml version="1.0" encoding="utf-8"?>
 <w:ftr xmlns:wpc="http://schemas.microsoft.com/office/word/2010/wordprocessingCanvas" xmlns:cx="http://schemas.microsoft.com/office/drawing/2014/chartex" xmlns:cx1="http://schemas.microsoft.com/office/drawing/2015/9/8/chartex" xmlns:cx2="http://schemas.microsoft.com/office/drawing/2015/10/21/chartex" xmlns:cx3="http://schemas.microsoft.com/office/drawing/2016/5/9/chartex" xmlns:cx4="http://schemas.microsoft.com/office/drawing/2016/5/10/chartex" xmlns:cx5="http://schemas.microsoft.com/office/drawing/2016/5/11/chartex" xmlns:cx6="http://schemas.microsoft.com/office/drawing/2016/5/12/chartex" xmlns:cx7="http://schemas.microsoft.com/office/drawing/2016/5/13/chartex" xmlns:cx8="http://schemas.microsoft.com/office/drawing/2016/5/14/chartex" xmlns:mc="http://schemas.openxmlformats.org/markup-compatibility/2006" xmlns:aink="http://schemas.microsoft.com/office/drawing/2016/ink" xmlns:am3d="http://schemas.microsoft.com/office/drawing/2017/model3d" xmlns:o="urn:schemas-microsoft-com:office:office" xmlns:r="http://schemas.openxmlformats.org/officeDocument/2006/relationships" xmlns:m="http://schemas.openxmlformats.org/officeDocument/2006/math" xmlns:v="urn:schemas-microsoft-com:vml" xmlns:wp14="http://schemas.microsoft.com/office/word/2010/wordprocessingDrawing" xmlns:wp="http://schemas.openxmlformats.org/drawingml/2006/wordprocessingDrawing" xmlns:w10="urn:schemas-microsoft-com:office:word" xmlns:w="http://schemas.openxmlformats.org/wordprocessingml/2006/main" xmlns:w14="http://schemas.microsoft.com/office/word/2010/wordml" xmlns:w15="http://schemas.microsoft.com/office/word/2012/wordml" xmlns:w16cex="http://schemas.microsoft.com/office/word/2018/wordml/cex" xmlns:w16cid="http://schemas.microsoft.com/office/word/2016/wordml/cid" xmlns:w16="http://schemas.microsoft.com/office/word/2018/wordml" xmlns:w16sdtdh="http://schemas.microsoft.com/office/word/2020/wordml/sdtdatahash" xmlns:w16se="http://schemas.microsoft.com/office/word/2015/wordml/symex" xmlns:wpg="http://schemas.microsoft.com/office/word/2010/wordprocessingGroup" xmlns:wpi="http://schemas.microsoft.com/office/word/2010/wordprocessingInk" xmlns:wne="http://schemas.microsoft.com/office/word/2006/wordml" xmlns:wps="http://schemas.microsoft.com/office/word/2010/wordprocessingShape" mc:Ignorable="w14 w15 w16se w16cid w16 w16cex w16sdtdh wp14">
+  <w:sdt>
+    <w:sdtPr>
+      <w:id w:val="1617405304"/>
+      <w:docPartObj>
+        <w:docPartGallery w:val="Page Numbers (Bottom of Page)"/>
+        <w:docPartUnique/>
+      </w:docPartObj>
+    </w:sdtPr>
+    <w:sdtContent>
+      <w:p>
+        <w:pPr>
+          <w:pStyle w:val="ae"/>
+          <w:jc w:val="right"/>
+        </w:pPr>
+      </w:p>
+    </w:sdtContent>
+  </w:sdt>
+  <w:p>
+    <w:pPr>
+      <w:jc w:val="center"/>
+    </w:pPr>
+  </w:p>
+</w:ftr>
+</file>
+
+<file path=word/footer3.xml><?xml version="1.0" encoding="utf-8"?>
+<w:ftr xmlns:wpc="http://schemas.microsoft.com/office/word/2010/wordprocessingCanvas" xmlns:cx="http://schemas.microsoft.com/office/drawing/2014/chartex" xmlns:cx1="http://schemas.microsoft.com/office/drawing/2015/9/8/chartex" xmlns:cx2="http://schemas.microsoft.com/office/drawing/2015/10/21/chartex" xmlns:cx3="http://schemas.microsoft.com/office/drawing/2016/5/9/chartex" xmlns:cx4="http://schemas.microsoft.com/office/drawing/2016/5/10/chartex" xmlns:cx5="http://schemas.microsoft.com/office/drawing/2016/5/11/chartex" xmlns:cx6="http://schemas.microsoft.com/office/drawing/2016/5/12/chartex" xmlns:cx7="http://schemas.microsoft.com/office/drawing/2016/5/13/chartex" xmlns:cx8="http://schemas.microsoft.com/office/drawing/2016/5/14/chartex" xmlns:mc="http://schemas.openxmlformats.org/markup-compatibility/2006" xmlns:aink="http://schemas.microsoft.com/office/drawing/2016/ink" xmlns:am3d="http://schemas.microsoft.com/office/drawing/2017/model3d" xmlns:o="urn:schemas-microsoft-com:office:office" xmlns:r="http://schemas.openxmlformats.org/officeDocument/2006/relationships" xmlns:m="http://schemas.openxmlformats.org/officeDocument/2006/math" xmlns:v="urn:schemas-microsoft-com:vml" xmlns:wp14="http://schemas.microsoft.com/office/word/2010/wordprocessingDrawing" xmlns:wp="http://schemas.openxmlformats.org/drawingml/2006/wordprocessingDrawing" xmlns:w10="urn:schemas-microsoft-com:office:word" xmlns:w="http://schemas.openxmlformats.org/wordprocessingml/2006/main" xmlns:w14="http://schemas.microsoft.com/office/word/2010/wordml" xmlns:w15="http://schemas.microsoft.com/office/word/2012/wordml" xmlns:w16cex="http://schemas.microsoft.com/office/word/2018/wordml/cex" xmlns:w16cid="http://schemas.microsoft.com/office/word/2016/wordml/cid" xmlns:w16="http://schemas.microsoft.com/office/word/2018/wordml" xmlns:w16sdtdh="http://schemas.microsoft.com/office/word/2020/wordml/sdtdatahash" xmlns:w16se="http://schemas.microsoft.com/office/word/2015/wordml/symex" xmlns:wpg="http://schemas.microsoft.com/office/word/2010/wordprocessingGroup" xmlns:wpi="http://schemas.microsoft.com/office/word/2010/wordprocessingInk" xmlns:wne="http://schemas.microsoft.com/office/word/2006/wordml" xmlns:wps="http://schemas.microsoft.com/office/word/2010/wordprocessingShape" mc:Ignorable="w14 w15 w16se w16cid w16 w16cex w16sdtdh wp14">
+  <w:sdt>
+    <w:sdtPr>
+      <w:id w:val="-475062210"/>
+      <w:docPartObj>
+        <w:docPartGallery w:val="Page Numbers (Bottom of Page)"/>
+        <w:docPartUnique/>
+      </w:docPartObj>
+    </w:sdtPr>
+    <w:sdtContent>
+      <w:p>
+        <w:pPr>
+          <w:pStyle w:val="ae"/>
+          <w:jc w:val="right"/>
+        </w:pPr>
+        <w:r>
+          <w:fldChar w:fldCharType="begin"/>
+        </w:r>
+        <w:r>
+          <w:instrText>PAGE   \* MERGEFORMAT</w:instrText>
+        </w:r>
+        <w:r>
+          <w:fldChar w:fldCharType="separate"/>
+        </w:r>
+        <w:r>
+          <w:t>2</w:t>
+        </w:r>
+        <w:r>
+          <w:fldChar w:fldCharType="end"/>
+        </w:r>
+      </w:p>
+    </w:sdtContent>
+  </w:sdt>
   <w:p>
     <w:pPr>
       <w:jc w:val="center"/>
